--- a/e2/speaking-listening/docs/past-simple-tasks1-2-worksheets.docx
+++ b/e2/speaking-listening/docs/past-simple-tasks1-2-worksheets.docx
@@ -3759,377 +3759,6 @@
     <w:bookmarkEnd w:id="46"/>
     <w:bookmarkEnd w:id="47"/>
     <w:bookmarkStart w:id="48" w:name="answer-key-teacher"/>
-    <w:p>
-      <w:pPr>
-        <w:pStyle w:val="Heading2"/>
-      </w:pPr>
-      <w:r>
-        <w:t xml:space="preserve">Answer key (teacher)</w:t>
-      </w:r>
-    </w:p>
-    <w:tbl>
-      <w:tblPr>
-        <w:tblStyle w:val="Table"/>
-        <w:tblW w:type="pct" w:w="5000"/>
-        <w:tblLook w:firstRow="1" w:lastRow="0" w:firstColumn="0" w:lastColumn="0" w:noHBand="0" w:noVBand="0" w:val="0020"/>
-        <w:jc w:val="start"/>
-        <w:tblBorders>
-          <w:top w:val="single" w:sz="4" w:color="999999"/>
-          <w:left w:val="single" w:sz="4" w:color="999999"/>
-          <w:bottom w:val="single" w:sz="4" w:color="999999"/>
-          <w:right w:val="single" w:sz="4" w:color="999999"/>
-          <w:insideH w:val="single" w:sz="4" w:color="999999"/>
-          <w:insideV w:val="single" w:sz="4" w:color="999999"/>
-        </w:tblBorders>
-      </w:tblPr>
-      <w:tblGrid>
-        <w:gridCol w:w="3960"/>
-        <w:gridCol w:w="3960"/>
-      </w:tblGrid>
-      <w:tr>
-        <w:trPr>
-          <w:tblHeader w:val="true"/>
-        </w:trPr>
-        <w:tc>
-          <w:tcPr/>
-          <w:p>
-            <w:pPr>
-              <w:pStyle w:val="Compact"/>
-              <w:jc w:val="left"/>
-            </w:pPr>
-            <w:r>
-              <w:t xml:space="preserve">Worksheet</w:t>
-            </w:r>
-          </w:p>
-        </w:tc>
-        <w:tc>
-          <w:tcPr/>
-          <w:p>
-            <w:pPr>
-              <w:pStyle w:val="Compact"/>
-              <w:jc w:val="left"/>
-            </w:pPr>
-            <w:r>
-              <w:t xml:space="preserve">Answers</w:t>
-            </w:r>
-          </w:p>
-        </w:tc>
-      </w:tr>
-      <w:tr>
-        <w:tc>
-          <w:tcPr/>
-          <w:p>
-            <w:pPr>
-              <w:pStyle w:val="Compact"/>
-              <w:jc w:val="left"/>
-            </w:pPr>
-            <w:r>
-              <w:t xml:space="preserve">1A</w:t>
-            </w:r>
-          </w:p>
-        </w:tc>
-        <w:tc>
-          <w:tcPr/>
-          <w:p>
-            <w:pPr>
-              <w:pStyle w:val="Compact"/>
-              <w:jc w:val="left"/>
-            </w:pPr>
-            <w:r>
-              <w:t xml:space="preserve">2 phoned, 3 carried, 4 shopped, 5 played, 6 used, 7 planned, 8 tried</w:t>
-            </w:r>
-          </w:p>
-        </w:tc>
-      </w:tr>
-      <w:tr>
-        <w:tc>
-          <w:tcPr/>
-          <w:p>
-            <w:pPr>
-              <w:pStyle w:val="Compact"/>
-              <w:jc w:val="left"/>
-            </w:pPr>
-            <w:r>
-              <w:t xml:space="preserve">1B</w:t>
-            </w:r>
-          </w:p>
-        </w:tc>
-        <w:tc>
-          <w:tcPr/>
-          <w:p>
-            <w:pPr>
-              <w:pStyle w:val="Compact"/>
-              <w:jc w:val="left"/>
-            </w:pPr>
-            <w:r>
-              <w:t xml:space="preserve">t: watched, washed, helped, cooked · d: cleaned, lived, phoned, stayed · id: visited, waited, needed, started</w:t>
-            </w:r>
-          </w:p>
-        </w:tc>
-      </w:tr>
-      <w:tr>
-        <w:tc>
-          <w:tcPr/>
-          <w:p>
-            <w:pPr>
-              <w:pStyle w:val="Compact"/>
-              <w:jc w:val="left"/>
-            </w:pPr>
-            <w:r>
-              <w:t xml:space="preserve">2A</w:t>
-            </w:r>
-          </w:p>
-        </w:tc>
-        <w:tc>
-          <w:tcPr/>
-          <w:p>
-            <w:pPr>
-              <w:pStyle w:val="Compact"/>
-              <w:jc w:val="left"/>
-            </w:pPr>
-            <w:r>
-              <w:t xml:space="preserve">saw, had, met, ate, made, got, took, came, did, slept, left, said, gave, drank, found, wrote</w:t>
-            </w:r>
-          </w:p>
-        </w:tc>
-      </w:tr>
-      <w:tr>
-        <w:tc>
-          <w:tcPr/>
-          <w:p>
-            <w:pPr>
-              <w:pStyle w:val="Compact"/>
-              <w:jc w:val="left"/>
-            </w:pPr>
-            <w:r>
-              <w:t xml:space="preserve">2B</w:t>
-            </w:r>
-          </w:p>
-        </w:tc>
-        <w:tc>
-          <w:tcPr/>
-          <w:p>
-            <w:pPr>
-              <w:pStyle w:val="Compact"/>
-              <w:jc w:val="left"/>
-            </w:pPr>
-            <w:r>
-              <w:t xml:space="preserve">1 got, 2 had, 3 took, 4 went, 5 bought, 6 met, 7 drank, 8 talked, 9 made, 10 phoned, 11 slept</w:t>
-            </w:r>
-          </w:p>
-        </w:tc>
-      </w:tr>
-      <w:tr>
-        <w:tc>
-          <w:tcPr/>
-          <w:p>
-            <w:pPr>
-              <w:pStyle w:val="Compact"/>
-              <w:jc w:val="left"/>
-            </w:pPr>
-            <w:r>
-              <w:t xml:space="preserve">3A</w:t>
-            </w:r>
-          </w:p>
-        </w:tc>
-        <w:tc>
-          <w:tcPr/>
-          <w:p>
-            <w:pPr>
-              <w:pStyle w:val="Compact"/>
-              <w:jc w:val="left"/>
-            </w:pPr>
-            <w:r>
-              <w:t xml:space="preserve">1 was, 2 were, 3 wasn’t, 4 Were, 5 weren’t, 6 was</w:t>
-            </w:r>
-          </w:p>
-        </w:tc>
-      </w:tr>
-      <w:tr>
-        <w:tc>
-          <w:tcPr/>
-          <w:p>
-            <w:pPr>
-              <w:pStyle w:val="Compact"/>
-              <w:jc w:val="left"/>
-            </w:pPr>
-            <w:r>
-              <w:t xml:space="preserve">3B</w:t>
-            </w:r>
-          </w:p>
-        </w:tc>
-        <w:tc>
-          <w:tcPr/>
-          <w:p>
-            <w:pPr>
-              <w:pStyle w:val="Compact"/>
-              <w:jc w:val="left"/>
-            </w:pPr>
-            <w:r>
-              <w:t xml:space="preserve">1c, 2d, 3b, 4a</w:t>
-            </w:r>
-          </w:p>
-        </w:tc>
-      </w:tr>
-      <w:tr>
-        <w:tc>
-          <w:tcPr/>
-          <w:p>
-            <w:pPr>
-              <w:pStyle w:val="Compact"/>
-              <w:jc w:val="left"/>
-            </w:pPr>
-            <w:r>
-              <w:t xml:space="preserve">4A</w:t>
-            </w:r>
-          </w:p>
-        </w:tc>
-        <w:tc>
-          <w:tcPr/>
-          <w:p>
-            <w:pPr>
-              <w:pStyle w:val="Compact"/>
-              <w:jc w:val="left"/>
-            </w:pPr>
-            <w:r>
-              <w:t xml:space="preserve">2 What did you eat last night? 3 Who did you meet yesterday? 4 Did you watch TV last night? 5 How did you come to college today? 6 When did you come to the UK?</w:t>
-            </w:r>
-          </w:p>
-        </w:tc>
-      </w:tr>
-      <w:tr>
-        <w:tc>
-          <w:tcPr/>
-          <w:p>
-            <w:pPr>
-              <w:pStyle w:val="Compact"/>
-              <w:jc w:val="left"/>
-            </w:pPr>
-            <w:r>
-              <w:t xml:space="preserve">4B</w:t>
-            </w:r>
-          </w:p>
-        </w:tc>
-        <w:tc>
-          <w:tcPr/>
-          <w:p>
-            <w:pPr>
-              <w:pStyle w:val="Compact"/>
-              <w:jc w:val="left"/>
-            </w:pPr>
-            <w:r>
-              <w:t xml:space="preserve">1 Did you go … 2 ✓ 3 Where did you go … 4 She went … 5 What did you eat … 6 We didn’t go … 7 ✓ 8 I went to the park …</w:t>
-            </w:r>
-          </w:p>
-        </w:tc>
-      </w:tr>
-      <w:tr>
-        <w:tc>
-          <w:tcPr/>
-          <w:p>
-            <w:pPr>
-              <w:pStyle w:val="Compact"/>
-              <w:jc w:val="left"/>
-            </w:pPr>
-            <w:r>
-              <w:t xml:space="preserve">5A</w:t>
-            </w:r>
-          </w:p>
-        </w:tc>
-        <w:tc>
-          <w:tcPr/>
-          <w:p>
-            <w:pPr>
-              <w:pStyle w:val="Compact"/>
-              <w:jc w:val="left"/>
-            </w:pPr>
-            <w:r>
-              <w:t xml:space="preserve">1 ago, 2 last, 3 in, 4 yesterday, 5 ago, 6 last</w:t>
-            </w:r>
-          </w:p>
-        </w:tc>
-      </w:tr>
-      <w:tr>
-        <w:tc>
-          <w:tcPr/>
-          <w:p>
-            <w:pPr>
-              <w:pStyle w:val="Compact"/>
-              <w:jc w:val="left"/>
-            </w:pPr>
-            <w:r>
-              <w:t xml:space="preserve">5B</w:t>
-            </w:r>
-          </w:p>
-        </w:tc>
-        <w:tc>
-          <w:tcPr/>
-          <w:p>
-            <w:pPr>
-              <w:pStyle w:val="Compact"/>
-              <w:jc w:val="left"/>
-            </w:pPr>
-            <w:r>
-              <w:t xml:space="preserve">Top to bottom: 4, 1, 6, 2, 5, 3</w:t>
-            </w:r>
-          </w:p>
-        </w:tc>
-      </w:tr>
-      <w:tr>
-        <w:tc>
-          <w:tcPr/>
-          <w:p>
-            <w:pPr>
-              <w:pStyle w:val="Compact"/>
-              <w:jc w:val="left"/>
-            </w:pPr>
-            <w:r>
-              <w:t xml:space="preserve">6A</w:t>
-            </w:r>
-          </w:p>
-        </w:tc>
-        <w:tc>
-          <w:tcPr/>
-          <w:p>
-            <w:pPr>
-              <w:pStyle w:val="Compact"/>
-              <w:jc w:val="left"/>
-            </w:pPr>
-            <w:r>
-              <w:t xml:space="preserve">1 18 (was ×6, went ×2, had ×2, sang, met, walked, sat, talked, gave, phoned, felt), 2 a Turkish restaurant on Mare Street, 3 a new watch, 4 happy</w:t>
-            </w:r>
-          </w:p>
-        </w:tc>
-      </w:tr>
-    </w:tbl>
-    <w:p>
-      <w:pPr>
-        <w:pStyle w:val="BodyText"/>
-      </w:pPr>
-      <w:r>
-        <w:t xml:space="preserve">Note: 4A Q6 may not suit every learner. Swap for</w:t>
-      </w:r>
-      <w:r>
-        <w:t xml:space="preserve"> </w:t>
-      </w:r>
-      <w:r>
-        <w:t xml:space="preserve">“</w:t>
-      </w:r>
-      <w:r>
-        <w:t xml:space="preserve">When did you start at this college?</w:t>
-      </w:r>
-      <w:r>
-        <w:t xml:space="preserve">”</w:t>
-      </w:r>
-      <w:r>
-        <w:t xml:space="preserve"> </w:t>
-      </w:r>
-      <w:r>
-        <w:t xml:space="preserve">if needed.</w:t>
-      </w:r>
-    </w:p>
-    <w:bookmarkEnd w:id="48"/>
-    <w:bookmarkEnd w:id="49"/>
     <w:sectPr>
       <w:pgSz w:h="16838" w:w="11906"/>
       <w:pgMar w:bottom="1020" w:left="1020" w:right="1020" w:top="1020"/>

--- a/e2/speaking-listening/docs/past-simple-tasks1-2-worksheets.docx
+++ b/e2/speaking-listening/docs/past-simple-tasks1-2-worksheets.docx
@@ -5,6 +5,7 @@
     <w:p>
       <w:pPr>
         <w:pStyle w:val="FirstParagraph"/>
+        <w:spacing w:before="0" w:after="60" w:line="240" w:lineRule="auto"/>
       </w:pPr>
       <w:r>
         <w:drawing>
@@ -53,6 +54,7 @@
     <w:p>
       <w:pPr>
         <w:pStyle w:val="Heading1"/>
+        <w:spacing w:before="120" w:after="40" w:line="240" w:lineRule="auto"/>
       </w:pPr>
       <w:r>
         <w:t xml:space="preserve">E2 Past Tense Speaking Practice</w:t>
@@ -61,6 +63,7 @@
     <w:p>
       <w:pPr>
         <w:pStyle w:val="FirstParagraph"/>
+        <w:spacing w:before="0" w:after="60" w:line="240" w:lineRule="auto"/>
       </w:pPr>
       <w:r>
         <w:t xml:space="preserve">Name: ______________________________ Date: ________________</w:t>
@@ -69,6 +72,7 @@
     <w:p>
       <w:pPr>
         <w:pStyle w:val="BodyText"/>
+        <w:spacing w:before="0" w:after="60" w:line="240" w:lineRule="auto"/>
       </w:pPr>
       <w:r>
         <w:t xml:space="preserve">In the exam you talk about the past in</w:t>
@@ -110,6 +114,7 @@
     <w:p>
       <w:pPr>
         <w:pStyle w:val="Heading2"/>
+        <w:spacing w:before="120" w:after="40" w:line="240" w:lineRule="auto"/>
       </w:pPr>
       <w:r>
         <w:t xml:space="preserve">Worksheet 1: Regular verbs (-ed)</w:t>
@@ -119,6 +124,7 @@
     <w:p>
       <w:pPr>
         <w:pStyle w:val="Heading3"/>
+        <w:spacing w:before="120" w:after="40" w:line="240" w:lineRule="auto"/>
       </w:pPr>
       <w:r>
         <w:t xml:space="preserve">Part A: Spelling</w:t>
@@ -152,6 +158,7 @@
           <w:p>
             <w:pPr>
               <w:pStyle w:val="Compact"/>
+              <w:spacing w:before="0" w:after="60" w:line="240" w:lineRule="auto"/>
               <w:jc w:val="left"/>
             </w:pPr>
             <w:r>
@@ -164,6 +171,7 @@
           <w:p>
             <w:pPr>
               <w:pStyle w:val="Compact"/>
+              <w:spacing w:before="0" w:after="60" w:line="240" w:lineRule="auto"/>
               <w:jc w:val="left"/>
             </w:pPr>
             <w:r>
@@ -178,6 +186,7 @@
           <w:p>
             <w:pPr>
               <w:pStyle w:val="Compact"/>
+              <w:spacing w:before="0" w:after="60" w:line="240" w:lineRule="auto"/>
               <w:jc w:val="left"/>
             </w:pPr>
             <w:r>
@@ -190,6 +199,7 @@
           <w:p>
             <w:pPr>
               <w:pStyle w:val="Compact"/>
+              <w:spacing w:before="0" w:after="60" w:line="240" w:lineRule="auto"/>
               <w:jc w:val="left"/>
             </w:pPr>
             <w:r>
@@ -204,6 +214,7 @@
           <w:p>
             <w:pPr>
               <w:pStyle w:val="Compact"/>
+              <w:spacing w:before="0" w:after="60" w:line="240" w:lineRule="auto"/>
               <w:jc w:val="left"/>
             </w:pPr>
             <w:r>
@@ -216,6 +227,7 @@
           <w:p>
             <w:pPr>
               <w:pStyle w:val="Compact"/>
+              <w:spacing w:before="0" w:after="60" w:line="240" w:lineRule="auto"/>
               <w:jc w:val="left"/>
             </w:pPr>
             <w:r>
@@ -230,6 +242,7 @@
           <w:p>
             <w:pPr>
               <w:pStyle w:val="Compact"/>
+              <w:spacing w:before="0" w:after="60" w:line="240" w:lineRule="auto"/>
               <w:jc w:val="left"/>
             </w:pPr>
             <w:r>
@@ -242,6 +255,7 @@
           <w:p>
             <w:pPr>
               <w:pStyle w:val="Compact"/>
+              <w:spacing w:before="0" w:after="60" w:line="240" w:lineRule="auto"/>
               <w:jc w:val="left"/>
             </w:pPr>
             <w:r>
@@ -256,6 +270,7 @@
           <w:p>
             <w:pPr>
               <w:pStyle w:val="Compact"/>
+              <w:spacing w:before="0" w:after="60" w:line="240" w:lineRule="auto"/>
               <w:jc w:val="left"/>
             </w:pPr>
             <w:r>
@@ -268,6 +283,7 @@
           <w:p>
             <w:pPr>
               <w:pStyle w:val="Compact"/>
+              <w:spacing w:before="0" w:after="60" w:line="240" w:lineRule="auto"/>
               <w:jc w:val="left"/>
             </w:pPr>
             <w:r>
@@ -280,6 +296,7 @@
     <w:p>
       <w:pPr>
         <w:pStyle w:val="BodyText"/>
+        <w:spacing w:before="0" w:after="60" w:line="240" w:lineRule="auto"/>
       </w:pPr>
       <w:r>
         <w:t xml:space="preserve">Write the past.</w:t>
@@ -292,6 +309,7 @@
           <w:numId w:val="1001"/>
         </w:numPr>
         <w:pStyle w:val="Compact"/>
+        <w:spacing w:before="0" w:after="60" w:line="240" w:lineRule="auto"/>
       </w:pPr>
       <w:r>
         <w:t xml:space="preserve">cook</w:t>
@@ -314,6 +332,7 @@
           <w:numId w:val="1001"/>
         </w:numPr>
         <w:pStyle w:val="Compact"/>
+        <w:spacing w:before="0" w:after="60" w:line="240" w:lineRule="auto"/>
       </w:pPr>
       <w:r>
         <w:t xml:space="preserve">phone __________</w:t>
@@ -326,6 +345,7 @@
           <w:numId w:val="1001"/>
         </w:numPr>
         <w:pStyle w:val="Compact"/>
+        <w:spacing w:before="0" w:after="60" w:line="240" w:lineRule="auto"/>
       </w:pPr>
       <w:r>
         <w:t xml:space="preserve">carry __________</w:t>
@@ -338,6 +358,7 @@
           <w:numId w:val="1001"/>
         </w:numPr>
         <w:pStyle w:val="Compact"/>
+        <w:spacing w:before="0" w:after="60" w:line="240" w:lineRule="auto"/>
       </w:pPr>
       <w:r>
         <w:t xml:space="preserve">shop __________</w:t>
@@ -350,6 +371,7 @@
           <w:numId w:val="1001"/>
         </w:numPr>
         <w:pStyle w:val="Compact"/>
+        <w:spacing w:before="0" w:after="60" w:line="240" w:lineRule="auto"/>
       </w:pPr>
       <w:r>
         <w:t xml:space="preserve">play __________</w:t>
@@ -362,6 +384,7 @@
           <w:numId w:val="1001"/>
         </w:numPr>
         <w:pStyle w:val="Compact"/>
+        <w:spacing w:before="0" w:after="60" w:line="240" w:lineRule="auto"/>
       </w:pPr>
       <w:r>
         <w:t xml:space="preserve">use __________</w:t>
@@ -374,6 +397,7 @@
           <w:numId w:val="1001"/>
         </w:numPr>
         <w:pStyle w:val="Compact"/>
+        <w:spacing w:before="0" w:after="60" w:line="240" w:lineRule="auto"/>
       </w:pPr>
       <w:r>
         <w:t xml:space="preserve">plan __________</w:t>
@@ -386,6 +410,7 @@
           <w:numId w:val="1001"/>
         </w:numPr>
         <w:pStyle w:val="Compact"/>
+        <w:spacing w:before="0" w:after="60" w:line="240" w:lineRule="auto"/>
       </w:pPr>
       <w:r>
         <w:t xml:space="preserve">try __________</w:t>
@@ -396,6 +421,7 @@
     <w:p>
       <w:pPr>
         <w:pStyle w:val="Heading3"/>
+        <w:spacing w:before="120" w:after="40" w:line="240" w:lineRule="auto"/>
       </w:pPr>
       <w:r>
         <w:t xml:space="preserve">Part B: Three sounds</w:t>
@@ -404,6 +430,7 @@
     <w:p>
       <w:pPr>
         <w:pStyle w:val="FirstParagraph"/>
+        <w:spacing w:before="0" w:after="60" w:line="240" w:lineRule="auto"/>
       </w:pPr>
       <w:r>
         <w:t xml:space="preserve">Say the verbs. Write them in the table.</w:t>
@@ -412,6 +439,7 @@
     <w:p>
       <w:pPr>
         <w:pStyle w:val="BodyText"/>
+        <w:spacing w:before="0" w:after="60" w:line="240" w:lineRule="auto"/>
       </w:pPr>
       <w:r>
         <w:t xml:space="preserve">cleaned · visited · watched · lived · waited · washed · phoned · needed · helped · stayed · started · cooked</w:t>
@@ -446,6 +474,7 @@
           <w:p>
             <w:pPr>
               <w:pStyle w:val="Compact"/>
+              <w:spacing w:before="0" w:after="60" w:line="240" w:lineRule="auto"/>
               <w:jc w:val="left"/>
             </w:pPr>
             <w:r>
@@ -458,6 +487,7 @@
           <w:p>
             <w:pPr>
               <w:pStyle w:val="Compact"/>
+              <w:spacing w:before="0" w:after="60" w:line="240" w:lineRule="auto"/>
               <w:jc w:val="left"/>
             </w:pPr>
             <w:r>
@@ -470,6 +500,7 @@
           <w:p>
             <w:pPr>
               <w:pStyle w:val="Compact"/>
+              <w:spacing w:before="0" w:after="60" w:line="240" w:lineRule="auto"/>
               <w:jc w:val="left"/>
             </w:pPr>
             <w:r>
@@ -484,22 +515,25 @@
           <w:p>
             <w:pPr>
               <w:pStyle w:val="Compact"/>
-            </w:pPr>
-          </w:p>
-        </w:tc>
-        <w:tc>
-          <w:tcPr/>
-          <w:p>
-            <w:pPr>
-              <w:pStyle w:val="Compact"/>
-            </w:pPr>
-          </w:p>
-        </w:tc>
-        <w:tc>
-          <w:tcPr/>
-          <w:p>
-            <w:pPr>
-              <w:pStyle w:val="Compact"/>
+              <w:spacing w:before="0" w:after="60" w:line="240" w:lineRule="auto"/>
+            </w:pPr>
+          </w:p>
+        </w:tc>
+        <w:tc>
+          <w:tcPr/>
+          <w:p>
+            <w:pPr>
+              <w:pStyle w:val="Compact"/>
+              <w:spacing w:before="0" w:after="60" w:line="240" w:lineRule="auto"/>
+            </w:pPr>
+          </w:p>
+        </w:tc>
+        <w:tc>
+          <w:tcPr/>
+          <w:p>
+            <w:pPr>
+              <w:pStyle w:val="Compact"/>
+              <w:spacing w:before="0" w:after="60" w:line="240" w:lineRule="auto"/>
             </w:pPr>
           </w:p>
         </w:tc>
@@ -510,22 +544,25 @@
           <w:p>
             <w:pPr>
               <w:pStyle w:val="Compact"/>
-            </w:pPr>
-          </w:p>
-        </w:tc>
-        <w:tc>
-          <w:tcPr/>
-          <w:p>
-            <w:pPr>
-              <w:pStyle w:val="Compact"/>
-            </w:pPr>
-          </w:p>
-        </w:tc>
-        <w:tc>
-          <w:tcPr/>
-          <w:p>
-            <w:pPr>
-              <w:pStyle w:val="Compact"/>
+              <w:spacing w:before="0" w:after="60" w:line="240" w:lineRule="auto"/>
+            </w:pPr>
+          </w:p>
+        </w:tc>
+        <w:tc>
+          <w:tcPr/>
+          <w:p>
+            <w:pPr>
+              <w:pStyle w:val="Compact"/>
+              <w:spacing w:before="0" w:after="60" w:line="240" w:lineRule="auto"/>
+            </w:pPr>
+          </w:p>
+        </w:tc>
+        <w:tc>
+          <w:tcPr/>
+          <w:p>
+            <w:pPr>
+              <w:pStyle w:val="Compact"/>
+              <w:spacing w:before="0" w:after="60" w:line="240" w:lineRule="auto"/>
             </w:pPr>
           </w:p>
         </w:tc>
@@ -536,22 +573,25 @@
           <w:p>
             <w:pPr>
               <w:pStyle w:val="Compact"/>
-            </w:pPr>
-          </w:p>
-        </w:tc>
-        <w:tc>
-          <w:tcPr/>
-          <w:p>
-            <w:pPr>
-              <w:pStyle w:val="Compact"/>
-            </w:pPr>
-          </w:p>
-        </w:tc>
-        <w:tc>
-          <w:tcPr/>
-          <w:p>
-            <w:pPr>
-              <w:pStyle w:val="Compact"/>
+              <w:spacing w:before="0" w:after="60" w:line="240" w:lineRule="auto"/>
+            </w:pPr>
+          </w:p>
+        </w:tc>
+        <w:tc>
+          <w:tcPr/>
+          <w:p>
+            <w:pPr>
+              <w:pStyle w:val="Compact"/>
+              <w:spacing w:before="0" w:after="60" w:line="240" w:lineRule="auto"/>
+            </w:pPr>
+          </w:p>
+        </w:tc>
+        <w:tc>
+          <w:tcPr/>
+          <w:p>
+            <w:pPr>
+              <w:pStyle w:val="Compact"/>
+              <w:spacing w:before="0" w:after="60" w:line="240" w:lineRule="auto"/>
             </w:pPr>
           </w:p>
         </w:tc>
@@ -562,22 +602,25 @@
           <w:p>
             <w:pPr>
               <w:pStyle w:val="Compact"/>
-            </w:pPr>
-          </w:p>
-        </w:tc>
-        <w:tc>
-          <w:tcPr/>
-          <w:p>
-            <w:pPr>
-              <w:pStyle w:val="Compact"/>
-            </w:pPr>
-          </w:p>
-        </w:tc>
-        <w:tc>
-          <w:tcPr/>
-          <w:p>
-            <w:pPr>
-              <w:pStyle w:val="Compact"/>
+              <w:spacing w:before="0" w:after="60" w:line="240" w:lineRule="auto"/>
+            </w:pPr>
+          </w:p>
+        </w:tc>
+        <w:tc>
+          <w:tcPr/>
+          <w:p>
+            <w:pPr>
+              <w:pStyle w:val="Compact"/>
+              <w:spacing w:before="0" w:after="60" w:line="240" w:lineRule="auto"/>
+            </w:pPr>
+          </w:p>
+        </w:tc>
+        <w:tc>
+          <w:tcPr/>
+          <w:p>
+            <w:pPr>
+              <w:pStyle w:val="Compact"/>
+              <w:spacing w:before="0" w:after="60" w:line="240" w:lineRule="auto"/>
             </w:pPr>
           </w:p>
         </w:tc>
@@ -586,6 +629,7 @@
     <w:p>
       <w:pPr>
         <w:pStyle w:val="BodyText"/>
+        <w:spacing w:before="0" w:after="60" w:line="240" w:lineRule="auto"/>
       </w:pPr>
       <w:r>
         <w:t xml:space="preserve">Tip: we only say</w:t>
@@ -641,6 +685,7 @@
     <w:p>
       <w:pPr>
         <w:pStyle w:val="Heading3"/>
+        <w:spacing w:before="120" w:after="40" w:line="240" w:lineRule="auto"/>
       </w:pPr>
       <w:r>
         <w:t xml:space="preserve">Part C: Say it</w:t>
@@ -649,6 +694,7 @@
     <w:p>
       <w:pPr>
         <w:pStyle w:val="FirstParagraph"/>
+        <w:spacing w:before="0" w:after="60" w:line="240" w:lineRule="auto"/>
       </w:pPr>
       <w:r>
         <w:t xml:space="preserve">Read to your partner. Say the -ed clearly.</w:t>
@@ -657,6 +703,7 @@
     <w:p>
       <w:pPr>
         <w:pStyle w:val="BodyText"/>
+        <w:spacing w:before="0" w:after="60" w:line="240" w:lineRule="auto"/>
       </w:pPr>
       <w:r>
         <w:t xml:space="preserve">“</w:t>
@@ -674,6 +721,7 @@
     <w:p>
       <w:pPr>
         <w:pStyle w:val="Heading2"/>
+        <w:spacing w:before="120" w:after="40" w:line="240" w:lineRule="auto"/>
       </w:pPr>
       <w:r>
         <w:t xml:space="preserve">Worksheet 2: Irregular verbs</w:t>
@@ -683,6 +731,7 @@
     <w:p>
       <w:pPr>
         <w:pStyle w:val="Heading3"/>
+        <w:spacing w:before="120" w:after="40" w:line="240" w:lineRule="auto"/>
       </w:pPr>
       <w:r>
         <w:t xml:space="preserve">Part A: Complete the table</w:t>
@@ -718,6 +767,7 @@
           <w:p>
             <w:pPr>
               <w:pStyle w:val="Compact"/>
+              <w:spacing w:before="0" w:after="60" w:line="240" w:lineRule="auto"/>
               <w:jc w:val="left"/>
             </w:pPr>
             <w:r>
@@ -730,6 +780,7 @@
           <w:p>
             <w:pPr>
               <w:pStyle w:val="Compact"/>
+              <w:spacing w:before="0" w:after="60" w:line="240" w:lineRule="auto"/>
               <w:jc w:val="left"/>
             </w:pPr>
             <w:r>
@@ -742,6 +793,7 @@
           <w:p>
             <w:pPr>
               <w:pStyle w:val="Compact"/>
+              <w:spacing w:before="0" w:after="60" w:line="240" w:lineRule="auto"/>
               <w:jc w:val="left"/>
             </w:pPr>
             <w:r>
@@ -754,6 +806,7 @@
           <w:p>
             <w:pPr>
               <w:pStyle w:val="Compact"/>
+              <w:spacing w:before="0" w:after="60" w:line="240" w:lineRule="auto"/>
               <w:jc w:val="left"/>
             </w:pPr>
             <w:r>
@@ -768,6 +821,7 @@
           <w:p>
             <w:pPr>
               <w:pStyle w:val="Compact"/>
+              <w:spacing w:before="0" w:after="60" w:line="240" w:lineRule="auto"/>
               <w:jc w:val="left"/>
             </w:pPr>
             <w:r>
@@ -780,6 +834,7 @@
           <w:p>
             <w:pPr>
               <w:pStyle w:val="Compact"/>
+              <w:spacing w:before="0" w:after="60" w:line="240" w:lineRule="auto"/>
               <w:jc w:val="left"/>
             </w:pPr>
             <w:r>
@@ -792,6 +847,7 @@
           <w:p>
             <w:pPr>
               <w:pStyle w:val="Compact"/>
+              <w:spacing w:before="0" w:after="60" w:line="240" w:lineRule="auto"/>
               <w:jc w:val="left"/>
             </w:pPr>
             <w:r>
@@ -804,6 +860,7 @@
           <w:p>
             <w:pPr>
               <w:pStyle w:val="Compact"/>
+              <w:spacing w:before="0" w:after="60" w:line="240" w:lineRule="auto"/>
               <w:jc w:val="left"/>
             </w:pPr>
             <w:r>
@@ -818,6 +875,7 @@
           <w:p>
             <w:pPr>
               <w:pStyle w:val="Compact"/>
+              <w:spacing w:before="0" w:after="60" w:line="240" w:lineRule="auto"/>
               <w:jc w:val="left"/>
             </w:pPr>
             <w:r>
@@ -830,6 +888,7 @@
           <w:p>
             <w:pPr>
               <w:pStyle w:val="Compact"/>
+              <w:spacing w:before="0" w:after="60" w:line="240" w:lineRule="auto"/>
               <w:jc w:val="left"/>
             </w:pPr>
             <w:r>
@@ -842,6 +901,7 @@
           <w:p>
             <w:pPr>
               <w:pStyle w:val="Compact"/>
+              <w:spacing w:before="0" w:after="60" w:line="240" w:lineRule="auto"/>
               <w:jc w:val="left"/>
             </w:pPr>
             <w:r>
@@ -854,6 +914,7 @@
           <w:p>
             <w:pPr>
               <w:pStyle w:val="Compact"/>
+              <w:spacing w:before="0" w:after="60" w:line="240" w:lineRule="auto"/>
               <w:jc w:val="left"/>
             </w:pPr>
             <w:r>
@@ -868,6 +929,7 @@
           <w:p>
             <w:pPr>
               <w:pStyle w:val="Compact"/>
+              <w:spacing w:before="0" w:after="60" w:line="240" w:lineRule="auto"/>
               <w:jc w:val="left"/>
             </w:pPr>
             <w:r>
@@ -880,6 +942,7 @@
           <w:p>
             <w:pPr>
               <w:pStyle w:val="Compact"/>
+              <w:spacing w:before="0" w:after="60" w:line="240" w:lineRule="auto"/>
               <w:jc w:val="left"/>
             </w:pPr>
             <w:r>
@@ -892,6 +955,7 @@
           <w:p>
             <w:pPr>
               <w:pStyle w:val="Compact"/>
+              <w:spacing w:before="0" w:after="60" w:line="240" w:lineRule="auto"/>
               <w:jc w:val="left"/>
             </w:pPr>
             <w:r>
@@ -904,6 +968,7 @@
           <w:p>
             <w:pPr>
               <w:pStyle w:val="Compact"/>
+              <w:spacing w:before="0" w:after="60" w:line="240" w:lineRule="auto"/>
               <w:jc w:val="left"/>
             </w:pPr>
             <w:r>
@@ -918,6 +983,7 @@
           <w:p>
             <w:pPr>
               <w:pStyle w:val="Compact"/>
+              <w:spacing w:before="0" w:after="60" w:line="240" w:lineRule="auto"/>
               <w:jc w:val="left"/>
             </w:pPr>
             <w:r>
@@ -930,6 +996,7 @@
           <w:p>
             <w:pPr>
               <w:pStyle w:val="Compact"/>
+              <w:spacing w:before="0" w:after="60" w:line="240" w:lineRule="auto"/>
               <w:jc w:val="left"/>
             </w:pPr>
             <w:r>
@@ -942,6 +1009,7 @@
           <w:p>
             <w:pPr>
               <w:pStyle w:val="Compact"/>
+              <w:spacing w:before="0" w:after="60" w:line="240" w:lineRule="auto"/>
               <w:jc w:val="left"/>
             </w:pPr>
             <w:r>
@@ -954,6 +1022,7 @@
           <w:p>
             <w:pPr>
               <w:pStyle w:val="Compact"/>
+              <w:spacing w:before="0" w:after="60" w:line="240" w:lineRule="auto"/>
               <w:jc w:val="left"/>
             </w:pPr>
             <w:r>
@@ -968,6 +1037,7 @@
           <w:p>
             <w:pPr>
               <w:pStyle w:val="Compact"/>
+              <w:spacing w:before="0" w:after="60" w:line="240" w:lineRule="auto"/>
               <w:jc w:val="left"/>
             </w:pPr>
             <w:r>
@@ -980,6 +1050,7 @@
           <w:p>
             <w:pPr>
               <w:pStyle w:val="Compact"/>
+              <w:spacing w:before="0" w:after="60" w:line="240" w:lineRule="auto"/>
               <w:jc w:val="left"/>
             </w:pPr>
             <w:r>
@@ -992,6 +1063,7 @@
           <w:p>
             <w:pPr>
               <w:pStyle w:val="Compact"/>
+              <w:spacing w:before="0" w:after="60" w:line="240" w:lineRule="auto"/>
               <w:jc w:val="left"/>
             </w:pPr>
             <w:r>
@@ -1004,6 +1076,7 @@
           <w:p>
             <w:pPr>
               <w:pStyle w:val="Compact"/>
+              <w:spacing w:before="0" w:after="60" w:line="240" w:lineRule="auto"/>
               <w:jc w:val="left"/>
             </w:pPr>
             <w:r>
@@ -1018,6 +1091,7 @@
           <w:p>
             <w:pPr>
               <w:pStyle w:val="Compact"/>
+              <w:spacing w:before="0" w:after="60" w:line="240" w:lineRule="auto"/>
               <w:jc w:val="left"/>
             </w:pPr>
             <w:r>
@@ -1030,6 +1104,7 @@
           <w:p>
             <w:pPr>
               <w:pStyle w:val="Compact"/>
+              <w:spacing w:before="0" w:after="60" w:line="240" w:lineRule="auto"/>
               <w:jc w:val="left"/>
             </w:pPr>
             <w:r>
@@ -1042,6 +1117,7 @@
           <w:p>
             <w:pPr>
               <w:pStyle w:val="Compact"/>
+              <w:spacing w:before="0" w:after="60" w:line="240" w:lineRule="auto"/>
               <w:jc w:val="left"/>
             </w:pPr>
             <w:r>
@@ -1054,6 +1130,7 @@
           <w:p>
             <w:pPr>
               <w:pStyle w:val="Compact"/>
+              <w:spacing w:before="0" w:after="60" w:line="240" w:lineRule="auto"/>
               <w:jc w:val="left"/>
             </w:pPr>
             <w:r>
@@ -1068,6 +1145,7 @@
           <w:p>
             <w:pPr>
               <w:pStyle w:val="Compact"/>
+              <w:spacing w:before="0" w:after="60" w:line="240" w:lineRule="auto"/>
               <w:jc w:val="left"/>
             </w:pPr>
             <w:r>
@@ -1080,6 +1158,7 @@
           <w:p>
             <w:pPr>
               <w:pStyle w:val="Compact"/>
+              <w:spacing w:before="0" w:after="60" w:line="240" w:lineRule="auto"/>
               <w:jc w:val="left"/>
             </w:pPr>
             <w:r>
@@ -1092,6 +1171,7 @@
           <w:p>
             <w:pPr>
               <w:pStyle w:val="Compact"/>
+              <w:spacing w:before="0" w:after="60" w:line="240" w:lineRule="auto"/>
               <w:jc w:val="left"/>
             </w:pPr>
             <w:r>
@@ -1104,6 +1184,7 @@
           <w:p>
             <w:pPr>
               <w:pStyle w:val="Compact"/>
+              <w:spacing w:before="0" w:after="60" w:line="240" w:lineRule="auto"/>
               <w:jc w:val="left"/>
             </w:pPr>
             <w:r>
@@ -1118,6 +1199,7 @@
           <w:p>
             <w:pPr>
               <w:pStyle w:val="Compact"/>
+              <w:spacing w:before="0" w:after="60" w:line="240" w:lineRule="auto"/>
               <w:jc w:val="left"/>
             </w:pPr>
             <w:r>
@@ -1130,6 +1212,7 @@
           <w:p>
             <w:pPr>
               <w:pStyle w:val="Compact"/>
+              <w:spacing w:before="0" w:after="60" w:line="240" w:lineRule="auto"/>
               <w:jc w:val="left"/>
             </w:pPr>
             <w:r>
@@ -1142,6 +1225,7 @@
           <w:p>
             <w:pPr>
               <w:pStyle w:val="Compact"/>
+              <w:spacing w:before="0" w:after="60" w:line="240" w:lineRule="auto"/>
               <w:jc w:val="left"/>
             </w:pPr>
             <w:r>
@@ -1154,6 +1238,7 @@
           <w:p>
             <w:pPr>
               <w:pStyle w:val="Compact"/>
+              <w:spacing w:before="0" w:after="60" w:line="240" w:lineRule="auto"/>
               <w:jc w:val="left"/>
             </w:pPr>
             <w:r>
@@ -1168,6 +1253,7 @@
           <w:p>
             <w:pPr>
               <w:pStyle w:val="Compact"/>
+              <w:spacing w:before="0" w:after="60" w:line="240" w:lineRule="auto"/>
               <w:jc w:val="left"/>
             </w:pPr>
             <w:r>
@@ -1180,6 +1266,7 @@
           <w:p>
             <w:pPr>
               <w:pStyle w:val="Compact"/>
+              <w:spacing w:before="0" w:after="60" w:line="240" w:lineRule="auto"/>
               <w:jc w:val="left"/>
             </w:pPr>
             <w:r>
@@ -1192,6 +1279,7 @@
           <w:p>
             <w:pPr>
               <w:pStyle w:val="Compact"/>
+              <w:spacing w:before="0" w:after="60" w:line="240" w:lineRule="auto"/>
               <w:jc w:val="left"/>
             </w:pPr>
             <w:r>
@@ -1204,6 +1292,7 @@
           <w:p>
             <w:pPr>
               <w:pStyle w:val="Compact"/>
+              <w:spacing w:before="0" w:after="60" w:line="240" w:lineRule="auto"/>
               <w:jc w:val="left"/>
             </w:pPr>
             <w:r>
@@ -1218,6 +1307,7 @@
           <w:p>
             <w:pPr>
               <w:pStyle w:val="Compact"/>
+              <w:spacing w:before="0" w:after="60" w:line="240" w:lineRule="auto"/>
               <w:jc w:val="left"/>
             </w:pPr>
             <w:r>
@@ -1230,6 +1320,7 @@
           <w:p>
             <w:pPr>
               <w:pStyle w:val="Compact"/>
+              <w:spacing w:before="0" w:after="60" w:line="240" w:lineRule="auto"/>
               <w:jc w:val="left"/>
             </w:pPr>
             <w:r>
@@ -1242,6 +1333,7 @@
           <w:p>
             <w:pPr>
               <w:pStyle w:val="Compact"/>
+              <w:spacing w:before="0" w:after="60" w:line="240" w:lineRule="auto"/>
               <w:jc w:val="left"/>
             </w:pPr>
             <w:r>
@@ -1254,6 +1346,7 @@
           <w:p>
             <w:pPr>
               <w:pStyle w:val="Compact"/>
+              <w:spacing w:before="0" w:after="60" w:line="240" w:lineRule="auto"/>
               <w:jc w:val="left"/>
             </w:pPr>
             <w:r>
@@ -1268,6 +1361,7 @@
     <w:p>
       <w:pPr>
         <w:pStyle w:val="Heading3"/>
+        <w:spacing w:before="120" w:after="40" w:line="240" w:lineRule="auto"/>
       </w:pPr>
       <w:r>
         <w:t xml:space="preserve">Part B: Bilal’s Saturday</w:t>
@@ -1276,6 +1370,7 @@
     <w:p>
       <w:pPr>
         <w:pStyle w:val="FirstParagraph"/>
+        <w:spacing w:before="0" w:after="60" w:line="240" w:lineRule="auto"/>
       </w:pPr>
       <w:r>
         <w:t xml:space="preserve">Write the verbs in the past.</w:t>
@@ -1284,6 +1379,7 @@
     <w:p>
       <w:pPr>
         <w:pStyle w:val="BodyText"/>
+        <w:spacing w:before="0" w:after="60" w:line="240" w:lineRule="auto"/>
       </w:pPr>
       <w:r>
         <w:t xml:space="preserve">On Saturday I (1 get) __________ up at 8 o’clock. I (2 have) __________ tea and bread for breakfast. Then I (3 take) __________ the 149 bus to Dalston. I (4 go) __________ to Ridley Road Market and I (5 buy) __________ some vegetables and fish. I (6 meet) __________ my friend Kofi there. We (7 drink) __________ coffee and (8 talk) __________ about our English class. In the evening I (9 make) __________ soup and I (10 phone) __________ my family. I (11 sleep) __________ very well.</w:t>
@@ -1294,6 +1390,7 @@
     <w:p>
       <w:pPr>
         <w:pStyle w:val="Heading3"/>
+        <w:spacing w:before="120" w:after="40" w:line="240" w:lineRule="auto"/>
       </w:pPr>
       <w:r>
         <w:t xml:space="preserve">Part C: Memory game</w:t>
@@ -1302,6 +1399,7 @@
     <w:p>
       <w:pPr>
         <w:pStyle w:val="FirstParagraph"/>
+        <w:spacing w:before="0" w:after="60" w:line="240" w:lineRule="auto"/>
       </w:pPr>
       <w:r>
         <w:t xml:space="preserve">Work in a group. Say the sentence and add one more thing.</w:t>
@@ -1314,6 +1412,7 @@
           <w:numId w:val="1002"/>
         </w:numPr>
         <w:pStyle w:val="Compact"/>
+        <w:spacing w:before="0" w:after="60" w:line="240" w:lineRule="auto"/>
       </w:pPr>
       <w:r>
         <w:t xml:space="preserve">A: Yesterday I went to the shop and I</w:t>
@@ -1342,6 +1441,7 @@
           <w:numId w:val="1002"/>
         </w:numPr>
         <w:pStyle w:val="Compact"/>
+        <w:spacing w:before="0" w:after="60" w:line="240" w:lineRule="auto"/>
       </w:pPr>
       <w:r>
         <w:t xml:space="preserve">B: Yesterday I went to the shop and I bought some bread and some</w:t>
@@ -1367,6 +1467,7 @@
           <w:numId w:val="1002"/>
         </w:numPr>
         <w:pStyle w:val="Compact"/>
+        <w:spacing w:before="0" w:after="60" w:line="240" w:lineRule="auto"/>
       </w:pPr>
       <w:r>
         <w:t xml:space="preserve">C: Yesterday I went to the shop and I bought some bread, some eggs and …</w:t>
@@ -1375,6 +1476,7 @@
     <w:p>
       <w:pPr>
         <w:pStyle w:val="FirstParagraph"/>
+        <w:spacing w:before="0" w:after="60" w:line="240" w:lineRule="auto"/>
       </w:pPr>
       <w:r>
         <w:t xml:space="preserve">Next round:</w:t>
@@ -1448,6 +1550,7 @@
     <w:p>
       <w:pPr>
         <w:pStyle w:val="Heading2"/>
+        <w:spacing w:before="120" w:after="40" w:line="240" w:lineRule="auto"/>
       </w:pPr>
       <w:r>
         <w:t xml:space="preserve">Worksheet 3: was / were</w:t>
@@ -1483,14 +1586,16 @@
           <w:p>
             <w:pPr>
               <w:pStyle w:val="Compact"/>
-            </w:pPr>
-          </w:p>
-        </w:tc>
-        <w:tc>
-          <w:tcPr/>
-          <w:p>
-            <w:pPr>
-              <w:pStyle w:val="Compact"/>
+              <w:spacing w:before="0" w:after="60" w:line="240" w:lineRule="auto"/>
+            </w:pPr>
+          </w:p>
+        </w:tc>
+        <w:tc>
+          <w:tcPr/>
+          <w:p>
+            <w:pPr>
+              <w:pStyle w:val="Compact"/>
+              <w:spacing w:before="0" w:after="60" w:line="240" w:lineRule="auto"/>
               <w:jc w:val="left"/>
             </w:pPr>
             <w:r>
@@ -1503,6 +1608,7 @@
           <w:p>
             <w:pPr>
               <w:pStyle w:val="Compact"/>
+              <w:spacing w:before="0" w:after="60" w:line="240" w:lineRule="auto"/>
               <w:jc w:val="left"/>
             </w:pPr>
             <w:r>
@@ -1515,6 +1621,7 @@
           <w:p>
             <w:pPr>
               <w:pStyle w:val="Compact"/>
+              <w:spacing w:before="0" w:after="60" w:line="240" w:lineRule="auto"/>
               <w:jc w:val="left"/>
             </w:pPr>
             <w:r>
@@ -1529,6 +1636,7 @@
           <w:p>
             <w:pPr>
               <w:pStyle w:val="Compact"/>
+              <w:spacing w:before="0" w:after="60" w:line="240" w:lineRule="auto"/>
               <w:jc w:val="left"/>
             </w:pPr>
             <w:r>
@@ -1541,6 +1649,7 @@
           <w:p>
             <w:pPr>
               <w:pStyle w:val="Compact"/>
+              <w:spacing w:before="0" w:after="60" w:line="240" w:lineRule="auto"/>
               <w:jc w:val="left"/>
             </w:pPr>
             <w:r>
@@ -1553,6 +1662,7 @@
           <w:p>
             <w:pPr>
               <w:pStyle w:val="Compact"/>
+              <w:spacing w:before="0" w:after="60" w:line="240" w:lineRule="auto"/>
               <w:jc w:val="left"/>
             </w:pPr>
             <w:r>
@@ -1565,6 +1675,7 @@
           <w:p>
             <w:pPr>
               <w:pStyle w:val="Compact"/>
+              <w:spacing w:before="0" w:after="60" w:line="240" w:lineRule="auto"/>
               <w:jc w:val="left"/>
             </w:pPr>
             <w:r>
@@ -1579,6 +1690,7 @@
           <w:p>
             <w:pPr>
               <w:pStyle w:val="Compact"/>
+              <w:spacing w:before="0" w:after="60" w:line="240" w:lineRule="auto"/>
               <w:jc w:val="left"/>
             </w:pPr>
             <w:r>
@@ -1591,6 +1703,7 @@
           <w:p>
             <w:pPr>
               <w:pStyle w:val="Compact"/>
+              <w:spacing w:before="0" w:after="60" w:line="240" w:lineRule="auto"/>
               <w:jc w:val="left"/>
             </w:pPr>
             <w:r>
@@ -1603,6 +1716,7 @@
           <w:p>
             <w:pPr>
               <w:pStyle w:val="Compact"/>
+              <w:spacing w:before="0" w:after="60" w:line="240" w:lineRule="auto"/>
               <w:jc w:val="left"/>
             </w:pPr>
             <w:r>
@@ -1615,6 +1729,7 @@
           <w:p>
             <w:pPr>
               <w:pStyle w:val="Compact"/>
+              <w:spacing w:before="0" w:after="60" w:line="240" w:lineRule="auto"/>
               <w:jc w:val="left"/>
             </w:pPr>
             <w:r>
@@ -1628,6 +1743,7 @@
     <w:p>
       <w:pPr>
         <w:pStyle w:val="Heading3"/>
+        <w:spacing w:before="120" w:after="40" w:line="240" w:lineRule="auto"/>
       </w:pPr>
       <w:r>
         <w:t xml:space="preserve">Part A: Write was, were, wasn’t or weren’t</w:t>
@@ -1640,6 +1756,7 @@
           <w:numId w:val="1003"/>
         </w:numPr>
         <w:pStyle w:val="Compact"/>
+        <w:spacing w:before="0" w:after="60" w:line="240" w:lineRule="auto"/>
       </w:pPr>
       <w:r>
         <w:t xml:space="preserve">The bus __________ very busy this morning.</w:t>
@@ -1652,6 +1769,7 @@
           <w:numId w:val="1003"/>
         </w:numPr>
         <w:pStyle w:val="Compact"/>
+        <w:spacing w:before="0" w:after="60" w:line="240" w:lineRule="auto"/>
       </w:pPr>
       <w:r>
         <w:t xml:space="preserve">My children __________ at school yesterday.</w:t>
@@ -1664,6 +1782,7 @@
           <w:numId w:val="1003"/>
         </w:numPr>
         <w:pStyle w:val="Compact"/>
+        <w:spacing w:before="0" w:after="60" w:line="240" w:lineRule="auto"/>
       </w:pPr>
       <w:r>
         <w:t xml:space="preserve">I __________ at college on Monday. I was ill.</w:t>
@@ -1676,6 +1795,7 @@
           <w:numId w:val="1003"/>
         </w:numPr>
         <w:pStyle w:val="Compact"/>
+        <w:spacing w:before="0" w:after="60" w:line="240" w:lineRule="auto"/>
       </w:pPr>
       <w:r>
         <w:t xml:space="preserve">__________ you at home last night?</w:t>
@@ -1688,6 +1808,7 @@
           <w:numId w:val="1003"/>
         </w:numPr>
         <w:pStyle w:val="Compact"/>
+        <w:spacing w:before="0" w:after="60" w:line="240" w:lineRule="auto"/>
       </w:pPr>
       <w:r>
         <w:t xml:space="preserve">The shops __________ open on Sunday evening. They were closed.</w:t>
@@ -1700,6 +1821,7 @@
           <w:numId w:val="1003"/>
         </w:numPr>
         <w:pStyle w:val="Compact"/>
+        <w:spacing w:before="0" w:after="60" w:line="240" w:lineRule="auto"/>
       </w:pPr>
       <w:r>
         <w:t xml:space="preserve">The weather __________ nice on Saturday. It was sunny.</w:t>
@@ -1710,6 +1832,7 @@
     <w:p>
       <w:pPr>
         <w:pStyle w:val="Heading3"/>
+        <w:spacing w:before="120" w:after="40" w:line="240" w:lineRule="auto"/>
       </w:pPr>
       <w:r>
         <w:t xml:space="preserve">Part B: How was it?</w:t>
@@ -1718,6 +1841,7 @@
     <w:p>
       <w:pPr>
         <w:pStyle w:val="FirstParagraph"/>
+        <w:spacing w:before="0" w:after="60" w:line="240" w:lineRule="auto"/>
       </w:pPr>
       <w:r>
         <w:t xml:space="preserve">Match the question and the answer.</w:t>
@@ -1751,6 +1875,7 @@
           <w:p>
             <w:pPr>
               <w:pStyle w:val="Compact"/>
+              <w:spacing w:before="0" w:after="60" w:line="240" w:lineRule="auto"/>
               <w:jc w:val="left"/>
             </w:pPr>
             <w:r>
@@ -1763,6 +1888,7 @@
           <w:p>
             <w:pPr>
               <w:pStyle w:val="Compact"/>
+              <w:spacing w:before="0" w:after="60" w:line="240" w:lineRule="auto"/>
               <w:jc w:val="left"/>
             </w:pPr>
             <w:r>
@@ -1777,6 +1903,7 @@
           <w:p>
             <w:pPr>
               <w:pStyle w:val="Compact"/>
+              <w:spacing w:before="0" w:after="60" w:line="240" w:lineRule="auto"/>
               <w:jc w:val="left"/>
             </w:pPr>
             <w:r>
@@ -1789,6 +1916,7 @@
           <w:p>
             <w:pPr>
               <w:pStyle w:val="Compact"/>
+              <w:spacing w:before="0" w:after="60" w:line="240" w:lineRule="auto"/>
               <w:jc w:val="left"/>
             </w:pPr>
             <w:r>
@@ -1803,6 +1931,7 @@
           <w:p>
             <w:pPr>
               <w:pStyle w:val="Compact"/>
+              <w:spacing w:before="0" w:after="60" w:line="240" w:lineRule="auto"/>
               <w:jc w:val="left"/>
             </w:pPr>
             <w:r>
@@ -1815,6 +1944,7 @@
           <w:p>
             <w:pPr>
               <w:pStyle w:val="Compact"/>
+              <w:spacing w:before="0" w:after="60" w:line="240" w:lineRule="auto"/>
               <w:jc w:val="left"/>
             </w:pPr>
             <w:r>
@@ -1829,6 +1959,7 @@
           <w:p>
             <w:pPr>
               <w:pStyle w:val="Compact"/>
+              <w:spacing w:before="0" w:after="60" w:line="240" w:lineRule="auto"/>
               <w:jc w:val="left"/>
             </w:pPr>
             <w:r>
@@ -1841,6 +1972,7 @@
           <w:p>
             <w:pPr>
               <w:pStyle w:val="Compact"/>
+              <w:spacing w:before="0" w:after="60" w:line="240" w:lineRule="auto"/>
               <w:jc w:val="left"/>
             </w:pPr>
             <w:r>
@@ -1855,6 +1987,7 @@
           <w:p>
             <w:pPr>
               <w:pStyle w:val="Compact"/>
+              <w:spacing w:before="0" w:after="60" w:line="240" w:lineRule="auto"/>
               <w:jc w:val="left"/>
             </w:pPr>
             <w:r>
@@ -1867,6 +2000,7 @@
           <w:p>
             <w:pPr>
               <w:pStyle w:val="Compact"/>
+              <w:spacing w:before="0" w:after="60" w:line="240" w:lineRule="auto"/>
               <w:jc w:val="left"/>
             </w:pPr>
             <w:r>
@@ -1879,6 +2013,7 @@
     <w:p>
       <w:pPr>
         <w:pStyle w:val="BodyText"/>
+        <w:spacing w:before="0" w:after="60" w:line="240" w:lineRule="auto"/>
       </w:pPr>
       <w:r>
         <w:t xml:space="preserve">1 ____ 2 ____ 3 ____ 4 ____</w:t>
@@ -1889,6 +2024,7 @@
     <w:p>
       <w:pPr>
         <w:pStyle w:val="Heading3"/>
+        <w:spacing w:before="120" w:after="40" w:line="240" w:lineRule="auto"/>
       </w:pPr>
       <w:r>
         <w:t xml:space="preserve">Part C: Ask your partner</w:t>
@@ -1897,6 +2033,7 @@
     <w:p>
       <w:pPr>
         <w:pStyle w:val="FirstParagraph"/>
+        <w:spacing w:before="0" w:after="60" w:line="240" w:lineRule="auto"/>
       </w:pPr>
       <w:r>
         <w:t xml:space="preserve">Ask</w:t>
@@ -1933,6 +2070,7 @@
     <w:p>
       <w:pPr>
         <w:pStyle w:val="BodyText"/>
+        <w:spacing w:before="0" w:after="60" w:line="240" w:lineRule="auto"/>
       </w:pPr>
       <w:r>
         <w:t xml:space="preserve">great · good · OK · boring · busy · quiet · tiring · terrible</w:t>
@@ -1945,6 +2083,7 @@
           <w:numId w:val="1004"/>
         </w:numPr>
         <w:pStyle w:val="Compact"/>
+        <w:spacing w:before="0" w:after="60" w:line="240" w:lineRule="auto"/>
       </w:pPr>
       <w:r>
         <w:t xml:space="preserve">How was your weekend?</w:t>
@@ -1957,6 +2096,7 @@
           <w:numId w:val="1004"/>
         </w:numPr>
         <w:pStyle w:val="Compact"/>
+        <w:spacing w:before="0" w:after="60" w:line="240" w:lineRule="auto"/>
       </w:pPr>
       <w:r>
         <w:t xml:space="preserve">How was your journey to college today?</w:t>
@@ -1969,6 +2109,7 @@
           <w:numId w:val="1004"/>
         </w:numPr>
         <w:pStyle w:val="Compact"/>
+        <w:spacing w:before="0" w:after="60" w:line="240" w:lineRule="auto"/>
       </w:pPr>
       <w:r>
         <w:t xml:space="preserve">How was your last birthday?</w:t>
@@ -1980,6 +2121,7 @@
     <w:p>
       <w:pPr>
         <w:pStyle w:val="Heading2"/>
+        <w:spacing w:before="120" w:after="40" w:line="240" w:lineRule="auto"/>
       </w:pPr>
       <w:r>
         <w:t xml:space="preserve">Worksheet 4: Questions and</w:t>
@@ -2031,14 +2173,16 @@
           <w:p>
             <w:pPr>
               <w:pStyle w:val="Compact"/>
-            </w:pPr>
-          </w:p>
-        </w:tc>
-        <w:tc>
-          <w:tcPr/>
-          <w:p>
-            <w:pPr>
-              <w:pStyle w:val="Compact"/>
+              <w:spacing w:before="0" w:after="60" w:line="240" w:lineRule="auto"/>
+            </w:pPr>
+          </w:p>
+        </w:tc>
+        <w:tc>
+          <w:tcPr/>
+          <w:p>
+            <w:pPr>
+              <w:pStyle w:val="Compact"/>
+              <w:spacing w:before="0" w:after="60" w:line="240" w:lineRule="auto"/>
               <w:jc w:val="left"/>
             </w:pPr>
             <w:r>
@@ -2053,6 +2197,7 @@
           <w:p>
             <w:pPr>
               <w:pStyle w:val="Compact"/>
+              <w:spacing w:before="0" w:after="60" w:line="240" w:lineRule="auto"/>
               <w:jc w:val="left"/>
             </w:pPr>
             <w:r>
@@ -2065,6 +2210,7 @@
           <w:p>
             <w:pPr>
               <w:pStyle w:val="Compact"/>
+              <w:spacing w:before="0" w:after="60" w:line="240" w:lineRule="auto"/>
               <w:jc w:val="left"/>
             </w:pPr>
             <w:r>
@@ -2134,6 +2280,7 @@
           <w:p>
             <w:pPr>
               <w:pStyle w:val="Compact"/>
+              <w:spacing w:before="0" w:after="60" w:line="240" w:lineRule="auto"/>
               <w:jc w:val="left"/>
             </w:pPr>
             <w:r>
@@ -2146,6 +2293,7 @@
           <w:p>
             <w:pPr>
               <w:pStyle w:val="Compact"/>
+              <w:spacing w:before="0" w:after="60" w:line="240" w:lineRule="auto"/>
               <w:jc w:val="left"/>
             </w:pPr>
             <w:r>
@@ -2160,6 +2308,7 @@
           <w:p>
             <w:pPr>
               <w:pStyle w:val="Compact"/>
+              <w:spacing w:before="0" w:after="60" w:line="240" w:lineRule="auto"/>
               <w:jc w:val="left"/>
             </w:pPr>
             <w:r>
@@ -2172,6 +2321,7 @@
           <w:p>
             <w:pPr>
               <w:pStyle w:val="Compact"/>
+              <w:spacing w:before="0" w:after="60" w:line="240" w:lineRule="auto"/>
               <w:jc w:val="left"/>
             </w:pPr>
             <w:r>
@@ -2200,6 +2350,7 @@
     <w:p>
       <w:pPr>
         <w:pStyle w:val="BodyText"/>
+        <w:spacing w:before="0" w:after="60" w:line="240" w:lineRule="auto"/>
       </w:pPr>
       <w:r>
         <w:t xml:space="preserve">Remember: after</w:t>
@@ -2254,6 +2405,7 @@
     <w:p>
       <w:pPr>
         <w:pStyle w:val="Heading3"/>
+        <w:spacing w:before="120" w:after="40" w:line="240" w:lineRule="auto"/>
       </w:pPr>
       <w:r>
         <w:t xml:space="preserve">Part A: Make the questions</w:t>
@@ -2266,6 +2418,7 @@
           <w:numId w:val="1005"/>
         </w:numPr>
         <w:pStyle w:val="Compact"/>
+        <w:spacing w:before="0" w:after="60" w:line="240" w:lineRule="auto"/>
       </w:pPr>
       <w:r>
         <w:t xml:space="preserve">where / you / go / last weekend?</w:t>
@@ -2288,6 +2441,7 @@
           <w:numId w:val="1005"/>
         </w:numPr>
         <w:pStyle w:val="Compact"/>
+        <w:spacing w:before="0" w:after="60" w:line="240" w:lineRule="auto"/>
       </w:pPr>
       <w:r>
         <w:t xml:space="preserve">what / you / eat / last night? ____________________________________________</w:t>
@@ -2300,6 +2454,7 @@
           <w:numId w:val="1005"/>
         </w:numPr>
         <w:pStyle w:val="Compact"/>
+        <w:spacing w:before="0" w:after="60" w:line="240" w:lineRule="auto"/>
       </w:pPr>
       <w:r>
         <w:t xml:space="preserve">who / you / meet / yesterday? ____________________________________________</w:t>
@@ -2312,6 +2467,7 @@
           <w:numId w:val="1005"/>
         </w:numPr>
         <w:pStyle w:val="Compact"/>
+        <w:spacing w:before="0" w:after="60" w:line="240" w:lineRule="auto"/>
       </w:pPr>
       <w:r>
         <w:t xml:space="preserve">you / watch / TV / last night? ____________________________________________</w:t>
@@ -2324,6 +2480,7 @@
           <w:numId w:val="1005"/>
         </w:numPr>
         <w:pStyle w:val="Compact"/>
+        <w:spacing w:before="0" w:after="60" w:line="240" w:lineRule="auto"/>
       </w:pPr>
       <w:r>
         <w:t xml:space="preserve">how / you / come / to college today? ____________________________________________</w:t>
@@ -2336,6 +2493,7 @@
           <w:numId w:val="1005"/>
         </w:numPr>
         <w:pStyle w:val="Compact"/>
+        <w:spacing w:before="0" w:after="60" w:line="240" w:lineRule="auto"/>
       </w:pPr>
       <w:r>
         <w:t xml:space="preserve">when / you / come / to the UK? ____________________________________________</w:t>
@@ -2346,6 +2504,7 @@
     <w:p>
       <w:pPr>
         <w:pStyle w:val="Heading3"/>
+        <w:spacing w:before="120" w:after="40" w:line="240" w:lineRule="auto"/>
       </w:pPr>
       <w:r>
         <w:t xml:space="preserve">Part B: Right or wrong?</w:t>
@@ -2354,6 +2513,7 @@
     <w:p>
       <w:pPr>
         <w:pStyle w:val="FirstParagraph"/>
+        <w:spacing w:before="0" w:after="60" w:line="240" w:lineRule="auto"/>
       </w:pPr>
       <w:r>
         <w:t xml:space="preserve">Tick (✓) or correct the sentence.</w:t>
@@ -2366,6 +2526,7 @@
           <w:numId w:val="1006"/>
         </w:numPr>
         <w:pStyle w:val="Compact"/>
+        <w:spacing w:before="0" w:after="60" w:line="240" w:lineRule="auto"/>
       </w:pPr>
       <w:r>
         <w:t xml:space="preserve">Did you went to the market? ____________________________</w:t>
@@ -2378,6 +2539,7 @@
           <w:numId w:val="1006"/>
         </w:numPr>
         <w:pStyle w:val="Compact"/>
+        <w:spacing w:before="0" w:after="60" w:line="240" w:lineRule="auto"/>
       </w:pPr>
       <w:r>
         <w:t xml:space="preserve">I didn’t see my friend yesterday. ____________________________</w:t>
@@ -2390,6 +2552,7 @@
           <w:numId w:val="1006"/>
         </w:numPr>
         <w:pStyle w:val="Compact"/>
+        <w:spacing w:before="0" w:after="60" w:line="240" w:lineRule="auto"/>
       </w:pPr>
       <w:r>
         <w:t xml:space="preserve">Where you went on Saturday? ____________________________</w:t>
@@ -2402,6 +2565,7 @@
           <w:numId w:val="1006"/>
         </w:numPr>
         <w:pStyle w:val="Compact"/>
+        <w:spacing w:before="0" w:after="60" w:line="240" w:lineRule="auto"/>
       </w:pPr>
       <w:r>
         <w:t xml:space="preserve">She goed to Dalston by bus. ____________________________</w:t>
@@ -2414,6 +2578,7 @@
           <w:numId w:val="1006"/>
         </w:numPr>
         <w:pStyle w:val="Compact"/>
+        <w:spacing w:before="0" w:after="60" w:line="240" w:lineRule="auto"/>
       </w:pPr>
       <w:r>
         <w:t xml:space="preserve">What did you ate for lunch? ____________________________</w:t>
@@ -2426,6 +2591,7 @@
           <w:numId w:val="1006"/>
         </w:numPr>
         <w:pStyle w:val="Compact"/>
+        <w:spacing w:before="0" w:after="60" w:line="240" w:lineRule="auto"/>
       </w:pPr>
       <w:r>
         <w:t xml:space="preserve">We didn’t went to college on Friday. ____________________________</w:t>
@@ -2438,6 +2604,7 @@
           <w:numId w:val="1006"/>
         </w:numPr>
         <w:pStyle w:val="Compact"/>
+        <w:spacing w:before="0" w:after="60" w:line="240" w:lineRule="auto"/>
       </w:pPr>
       <w:r>
         <w:t xml:space="preserve">Did you like the film? ____________________________</w:t>
@@ -2450,6 +2617,7 @@
           <w:numId w:val="1006"/>
         </w:numPr>
         <w:pStyle w:val="Compact"/>
+        <w:spacing w:before="0" w:after="60" w:line="240" w:lineRule="auto"/>
       </w:pPr>
       <w:r>
         <w:t xml:space="preserve">I was go to the park last week. ____________________________</w:t>
@@ -2460,6 +2628,7 @@
     <w:p>
       <w:pPr>
         <w:pStyle w:val="Heading3"/>
+        <w:spacing w:before="120" w:after="40" w:line="240" w:lineRule="auto"/>
       </w:pPr>
       <w:r>
         <w:t xml:space="preserve">Part C: Find someone who …</w:t>
@@ -2468,6 +2637,7 @@
     <w:p>
       <w:pPr>
         <w:pStyle w:val="FirstParagraph"/>
+        <w:spacing w:before="0" w:after="60" w:line="240" w:lineRule="auto"/>
       </w:pPr>
       <w:r>
         <w:t xml:space="preserve">Walk around the class. Ask</w:t>
@@ -2520,6 +2690,7 @@
           <w:p>
             <w:pPr>
               <w:pStyle w:val="Compact"/>
+              <w:spacing w:before="0" w:after="60" w:line="240" w:lineRule="auto"/>
               <w:jc w:val="left"/>
             </w:pPr>
             <w:r>
@@ -2532,6 +2703,7 @@
           <w:p>
             <w:pPr>
               <w:pStyle w:val="Compact"/>
+              <w:spacing w:before="0" w:after="60" w:line="240" w:lineRule="auto"/>
               <w:jc w:val="left"/>
             </w:pPr>
             <w:r>
@@ -2544,6 +2716,7 @@
           <w:p>
             <w:pPr>
               <w:pStyle w:val="Compact"/>
+              <w:spacing w:before="0" w:after="60" w:line="240" w:lineRule="auto"/>
               <w:jc w:val="left"/>
             </w:pPr>
             <w:r>
@@ -2558,6 +2731,7 @@
           <w:p>
             <w:pPr>
               <w:pStyle w:val="Compact"/>
+              <w:spacing w:before="0" w:after="60" w:line="240" w:lineRule="auto"/>
               <w:jc w:val="left"/>
             </w:pPr>
             <w:r>
@@ -2570,14 +2744,16 @@
           <w:p>
             <w:pPr>
               <w:pStyle w:val="Compact"/>
-            </w:pPr>
-          </w:p>
-        </w:tc>
-        <w:tc>
-          <w:tcPr/>
-          <w:p>
-            <w:pPr>
-              <w:pStyle w:val="Compact"/>
+              <w:spacing w:before="0" w:after="60" w:line="240" w:lineRule="auto"/>
+            </w:pPr>
+          </w:p>
+        </w:tc>
+        <w:tc>
+          <w:tcPr/>
+          <w:p>
+            <w:pPr>
+              <w:pStyle w:val="Compact"/>
+              <w:spacing w:before="0" w:after="60" w:line="240" w:lineRule="auto"/>
               <w:jc w:val="left"/>
             </w:pPr>
             <w:r>
@@ -2592,6 +2768,7 @@
           <w:p>
             <w:pPr>
               <w:pStyle w:val="Compact"/>
+              <w:spacing w:before="0" w:after="60" w:line="240" w:lineRule="auto"/>
               <w:jc w:val="left"/>
             </w:pPr>
             <w:r>
@@ -2604,14 +2781,16 @@
           <w:p>
             <w:pPr>
               <w:pStyle w:val="Compact"/>
-            </w:pPr>
-          </w:p>
-        </w:tc>
-        <w:tc>
-          <w:tcPr/>
-          <w:p>
-            <w:pPr>
-              <w:pStyle w:val="Compact"/>
+              <w:spacing w:before="0" w:after="60" w:line="240" w:lineRule="auto"/>
+            </w:pPr>
+          </w:p>
+        </w:tc>
+        <w:tc>
+          <w:tcPr/>
+          <w:p>
+            <w:pPr>
+              <w:pStyle w:val="Compact"/>
+              <w:spacing w:before="0" w:after="60" w:line="240" w:lineRule="auto"/>
             </w:pPr>
           </w:p>
         </w:tc>
@@ -2622,6 +2801,7 @@
           <w:p>
             <w:pPr>
               <w:pStyle w:val="Compact"/>
+              <w:spacing w:before="0" w:after="60" w:line="240" w:lineRule="auto"/>
               <w:jc w:val="left"/>
             </w:pPr>
             <w:r>
@@ -2634,14 +2814,16 @@
           <w:p>
             <w:pPr>
               <w:pStyle w:val="Compact"/>
-            </w:pPr>
-          </w:p>
-        </w:tc>
-        <w:tc>
-          <w:tcPr/>
-          <w:p>
-            <w:pPr>
-              <w:pStyle w:val="Compact"/>
+              <w:spacing w:before="0" w:after="60" w:line="240" w:lineRule="auto"/>
+            </w:pPr>
+          </w:p>
+        </w:tc>
+        <w:tc>
+          <w:tcPr/>
+          <w:p>
+            <w:pPr>
+              <w:pStyle w:val="Compact"/>
+              <w:spacing w:before="0" w:after="60" w:line="240" w:lineRule="auto"/>
             </w:pPr>
           </w:p>
         </w:tc>
@@ -2652,6 +2834,7 @@
           <w:p>
             <w:pPr>
               <w:pStyle w:val="Compact"/>
+              <w:spacing w:before="0" w:after="60" w:line="240" w:lineRule="auto"/>
               <w:jc w:val="left"/>
             </w:pPr>
             <w:r>
@@ -2664,14 +2847,16 @@
           <w:p>
             <w:pPr>
               <w:pStyle w:val="Compact"/>
-            </w:pPr>
-          </w:p>
-        </w:tc>
-        <w:tc>
-          <w:tcPr/>
-          <w:p>
-            <w:pPr>
-              <w:pStyle w:val="Compact"/>
+              <w:spacing w:before="0" w:after="60" w:line="240" w:lineRule="auto"/>
+            </w:pPr>
+          </w:p>
+        </w:tc>
+        <w:tc>
+          <w:tcPr/>
+          <w:p>
+            <w:pPr>
+              <w:pStyle w:val="Compact"/>
+              <w:spacing w:before="0" w:after="60" w:line="240" w:lineRule="auto"/>
             </w:pPr>
           </w:p>
         </w:tc>
@@ -2682,6 +2867,7 @@
           <w:p>
             <w:pPr>
               <w:pStyle w:val="Compact"/>
+              <w:spacing w:before="0" w:after="60" w:line="240" w:lineRule="auto"/>
               <w:jc w:val="left"/>
             </w:pPr>
             <w:r>
@@ -2694,14 +2880,16 @@
           <w:p>
             <w:pPr>
               <w:pStyle w:val="Compact"/>
-            </w:pPr>
-          </w:p>
-        </w:tc>
-        <w:tc>
-          <w:tcPr/>
-          <w:p>
-            <w:pPr>
-              <w:pStyle w:val="Compact"/>
+              <w:spacing w:before="0" w:after="60" w:line="240" w:lineRule="auto"/>
+            </w:pPr>
+          </w:p>
+        </w:tc>
+        <w:tc>
+          <w:tcPr/>
+          <w:p>
+            <w:pPr>
+              <w:pStyle w:val="Compact"/>
+              <w:spacing w:before="0" w:after="60" w:line="240" w:lineRule="auto"/>
             </w:pPr>
           </w:p>
         </w:tc>
@@ -2712,6 +2900,7 @@
           <w:p>
             <w:pPr>
               <w:pStyle w:val="Compact"/>
+              <w:spacing w:before="0" w:after="60" w:line="240" w:lineRule="auto"/>
               <w:jc w:val="left"/>
             </w:pPr>
             <w:r>
@@ -2724,14 +2913,16 @@
           <w:p>
             <w:pPr>
               <w:pStyle w:val="Compact"/>
-            </w:pPr>
-          </w:p>
-        </w:tc>
-        <w:tc>
-          <w:tcPr/>
-          <w:p>
-            <w:pPr>
-              <w:pStyle w:val="Compact"/>
+              <w:spacing w:before="0" w:after="60" w:line="240" w:lineRule="auto"/>
+            </w:pPr>
+          </w:p>
+        </w:tc>
+        <w:tc>
+          <w:tcPr/>
+          <w:p>
+            <w:pPr>
+              <w:pStyle w:val="Compact"/>
+              <w:spacing w:before="0" w:after="60" w:line="240" w:lineRule="auto"/>
             </w:pPr>
           </w:p>
         </w:tc>
@@ -2742,6 +2933,7 @@
           <w:p>
             <w:pPr>
               <w:pStyle w:val="Compact"/>
+              <w:spacing w:before="0" w:after="60" w:line="240" w:lineRule="auto"/>
               <w:jc w:val="left"/>
             </w:pPr>
             <w:r>
@@ -2754,14 +2946,16 @@
           <w:p>
             <w:pPr>
               <w:pStyle w:val="Compact"/>
-            </w:pPr>
-          </w:p>
-        </w:tc>
-        <w:tc>
-          <w:tcPr/>
-          <w:p>
-            <w:pPr>
-              <w:pStyle w:val="Compact"/>
+              <w:spacing w:before="0" w:after="60" w:line="240" w:lineRule="auto"/>
+            </w:pPr>
+          </w:p>
+        </w:tc>
+        <w:tc>
+          <w:tcPr/>
+          <w:p>
+            <w:pPr>
+              <w:pStyle w:val="Compact"/>
+              <w:spacing w:before="0" w:after="60" w:line="240" w:lineRule="auto"/>
             </w:pPr>
           </w:p>
         </w:tc>
@@ -2772,6 +2966,7 @@
           <w:p>
             <w:pPr>
               <w:pStyle w:val="Compact"/>
+              <w:spacing w:before="0" w:after="60" w:line="240" w:lineRule="auto"/>
               <w:jc w:val="left"/>
             </w:pPr>
             <w:r>
@@ -2784,14 +2979,16 @@
           <w:p>
             <w:pPr>
               <w:pStyle w:val="Compact"/>
-            </w:pPr>
-          </w:p>
-        </w:tc>
-        <w:tc>
-          <w:tcPr/>
-          <w:p>
-            <w:pPr>
-              <w:pStyle w:val="Compact"/>
+              <w:spacing w:before="0" w:after="60" w:line="240" w:lineRule="auto"/>
+            </w:pPr>
+          </w:p>
+        </w:tc>
+        <w:tc>
+          <w:tcPr/>
+          <w:p>
+            <w:pPr>
+              <w:pStyle w:val="Compact"/>
+              <w:spacing w:before="0" w:after="60" w:line="240" w:lineRule="auto"/>
             </w:pPr>
           </w:p>
         </w:tc>
@@ -2800,6 +2997,7 @@
     <w:p>
       <w:pPr>
         <w:pStyle w:val="BodyText"/>
+        <w:spacing w:before="0" w:after="60" w:line="240" w:lineRule="auto"/>
       </w:pPr>
       <w:r>
         <w:t xml:space="preserve">Answer + one more thing:</w:t>
@@ -2823,6 +3021,7 @@
     <w:p>
       <w:pPr>
         <w:pStyle w:val="Heading2"/>
+        <w:spacing w:before="120" w:after="40" w:line="240" w:lineRule="auto"/>
       </w:pPr>
       <w:r>
         <w:t xml:space="preserve">Worksheet 5: When? and In what order?</w:t>
@@ -2832,6 +3031,7 @@
     <w:p>
       <w:pPr>
         <w:pStyle w:val="Heading3"/>
+        <w:spacing w:before="120" w:after="40" w:line="240" w:lineRule="auto"/>
       </w:pPr>
       <w:r>
         <w:t xml:space="preserve">Part A: Write last, ago, in or yesterday</w:t>
@@ -2844,6 +3044,7 @@
           <w:numId w:val="1007"/>
         </w:numPr>
         <w:pStyle w:val="Compact"/>
+        <w:spacing w:before="0" w:after="60" w:line="240" w:lineRule="auto"/>
       </w:pPr>
       <w:r>
         <w:t xml:space="preserve">I came to London two years __________.</w:t>
@@ -2856,6 +3057,7 @@
           <w:numId w:val="1007"/>
         </w:numPr>
         <w:pStyle w:val="Compact"/>
+        <w:spacing w:before="0" w:after="60" w:line="240" w:lineRule="auto"/>
       </w:pPr>
       <w:r>
         <w:t xml:space="preserve">I went to the doctor __________ week.</w:t>
@@ -2868,6 +3070,7 @@
           <w:numId w:val="1007"/>
         </w:numPr>
         <w:pStyle w:val="Compact"/>
+        <w:spacing w:before="0" w:after="60" w:line="240" w:lineRule="auto"/>
       </w:pPr>
       <w:r>
         <w:t xml:space="preserve">My son was born __________ 2019.</w:t>
@@ -2880,6 +3083,7 @@
           <w:numId w:val="1007"/>
         </w:numPr>
         <w:pStyle w:val="Compact"/>
+        <w:spacing w:before="0" w:after="60" w:line="240" w:lineRule="auto"/>
       </w:pPr>
       <w:r>
         <w:t xml:space="preserve">I saw my friend __________ afternoon.</w:t>
@@ -2892,6 +3096,7 @@
           <w:numId w:val="1007"/>
         </w:numPr>
         <w:pStyle w:val="Compact"/>
+        <w:spacing w:before="0" w:after="60" w:line="240" w:lineRule="auto"/>
       </w:pPr>
       <w:r>
         <w:t xml:space="preserve">We moved to Hackney three months __________.</w:t>
@@ -2904,6 +3109,7 @@
           <w:numId w:val="1007"/>
         </w:numPr>
         <w:pStyle w:val="Compact"/>
+        <w:spacing w:before="0" w:after="60" w:line="240" w:lineRule="auto"/>
       </w:pPr>
       <w:r>
         <w:t xml:space="preserve">I didn’t go to college __________ Friday.</w:t>
@@ -2914,6 +3120,7 @@
     <w:p>
       <w:pPr>
         <w:pStyle w:val="Heading3"/>
+        <w:spacing w:before="120" w:after="40" w:line="240" w:lineRule="auto"/>
       </w:pPr>
       <w:r>
         <w:t xml:space="preserve">Part B: Put the story in order</w:t>
@@ -2922,6 +3129,7 @@
     <w:p>
       <w:pPr>
         <w:pStyle w:val="FirstParagraph"/>
+        <w:spacing w:before="0" w:after="60" w:line="240" w:lineRule="auto"/>
       </w:pPr>
       <w:r>
         <w:t xml:space="preserve">Nour’s day out. Number the sentences 1–6.</w:t>
@@ -2955,14 +3163,16 @@
           <w:p>
             <w:pPr>
               <w:pStyle w:val="Compact"/>
-            </w:pPr>
-          </w:p>
-        </w:tc>
-        <w:tc>
-          <w:tcPr/>
-          <w:p>
-            <w:pPr>
-              <w:pStyle w:val="Compact"/>
+              <w:spacing w:before="0" w:after="60" w:line="240" w:lineRule="auto"/>
+            </w:pPr>
+          </w:p>
+        </w:tc>
+        <w:tc>
+          <w:tcPr/>
+          <w:p>
+            <w:pPr>
+              <w:pStyle w:val="Compact"/>
+              <w:spacing w:before="0" w:after="60" w:line="240" w:lineRule="auto"/>
               <w:jc w:val="left"/>
             </w:pPr>
             <w:r>
@@ -2977,6 +3187,7 @@
           <w:p>
             <w:pPr>
               <w:pStyle w:val="Compact"/>
+              <w:spacing w:before="0" w:after="60" w:line="240" w:lineRule="auto"/>
               <w:jc w:val="left"/>
             </w:pPr>
             <w:r>
@@ -2989,6 +3200,7 @@
           <w:p>
             <w:pPr>
               <w:pStyle w:val="Compact"/>
+              <w:spacing w:before="0" w:after="60" w:line="240" w:lineRule="auto"/>
               <w:jc w:val="left"/>
             </w:pPr>
             <w:r>
@@ -3003,6 +3215,7 @@
           <w:p>
             <w:pPr>
               <w:pStyle w:val="Compact"/>
+              <w:spacing w:before="0" w:after="60" w:line="240" w:lineRule="auto"/>
               <w:jc w:val="left"/>
             </w:pPr>
             <w:r>
@@ -3015,6 +3228,7 @@
           <w:p>
             <w:pPr>
               <w:pStyle w:val="Compact"/>
+              <w:spacing w:before="0" w:after="60" w:line="240" w:lineRule="auto"/>
               <w:jc w:val="left"/>
             </w:pPr>
             <w:r>
@@ -3029,6 +3243,7 @@
           <w:p>
             <w:pPr>
               <w:pStyle w:val="Compact"/>
+              <w:spacing w:before="0" w:after="60" w:line="240" w:lineRule="auto"/>
               <w:jc w:val="left"/>
             </w:pPr>
             <w:r>
@@ -3041,6 +3256,7 @@
           <w:p>
             <w:pPr>
               <w:pStyle w:val="Compact"/>
+              <w:spacing w:before="0" w:after="60" w:line="240" w:lineRule="auto"/>
               <w:jc w:val="left"/>
             </w:pPr>
             <w:r>
@@ -3055,6 +3271,7 @@
           <w:p>
             <w:pPr>
               <w:pStyle w:val="Compact"/>
+              <w:spacing w:before="0" w:after="60" w:line="240" w:lineRule="auto"/>
               <w:jc w:val="left"/>
             </w:pPr>
             <w:r>
@@ -3067,6 +3284,7 @@
           <w:p>
             <w:pPr>
               <w:pStyle w:val="Compact"/>
+              <w:spacing w:before="0" w:after="60" w:line="240" w:lineRule="auto"/>
               <w:jc w:val="left"/>
             </w:pPr>
             <w:r>
@@ -3081,6 +3299,7 @@
           <w:p>
             <w:pPr>
               <w:pStyle w:val="Compact"/>
+              <w:spacing w:before="0" w:after="60" w:line="240" w:lineRule="auto"/>
               <w:jc w:val="left"/>
             </w:pPr>
             <w:r>
@@ -3093,6 +3312,7 @@
           <w:p>
             <w:pPr>
               <w:pStyle w:val="Compact"/>
+              <w:spacing w:before="0" w:after="60" w:line="240" w:lineRule="auto"/>
               <w:jc w:val="left"/>
             </w:pPr>
             <w:r>
@@ -3107,6 +3327,7 @@
           <w:p>
             <w:pPr>
               <w:pStyle w:val="Compact"/>
+              <w:spacing w:before="0" w:after="60" w:line="240" w:lineRule="auto"/>
               <w:jc w:val="left"/>
             </w:pPr>
             <w:r>
@@ -3119,6 +3340,7 @@
           <w:p>
             <w:pPr>
               <w:pStyle w:val="Compact"/>
+              <w:spacing w:before="0" w:after="60" w:line="240" w:lineRule="auto"/>
               <w:jc w:val="left"/>
             </w:pPr>
             <w:r>
@@ -3133,6 +3355,7 @@
     <w:p>
       <w:pPr>
         <w:pStyle w:val="Heading3"/>
+        <w:spacing w:before="120" w:after="40" w:line="240" w:lineRule="auto"/>
       </w:pPr>
       <w:r>
         <w:t xml:space="preserve">Part C: Your turn</w:t>
@@ -3141,6 +3364,7 @@
     <w:p>
       <w:pPr>
         <w:pStyle w:val="FirstParagraph"/>
+        <w:spacing w:before="0" w:after="60" w:line="240" w:lineRule="auto"/>
       </w:pPr>
       <w:r>
         <w:t xml:space="preserve">Tell your partner about yesterday. Use all the words.</w:t>
@@ -3149,6 +3373,7 @@
     <w:p>
       <w:pPr>
         <w:pStyle w:val="BodyText"/>
+        <w:spacing w:before="0" w:after="60" w:line="240" w:lineRule="auto"/>
       </w:pPr>
       <w:r>
         <w:rPr>
@@ -3234,6 +3459,7 @@
     <w:p>
       <w:pPr>
         <w:pStyle w:val="Heading2"/>
+        <w:spacing w:before="120" w:after="40" w:line="240" w:lineRule="auto"/>
       </w:pPr>
       <w:r>
         <w:t xml:space="preserve">Worksheet 6: My talk about the past (Task 2)</w:t>
@@ -3243,6 +3469,7 @@
     <w:p>
       <w:pPr>
         <w:pStyle w:val="Heading3"/>
+        <w:spacing w:before="120" w:after="40" w:line="240" w:lineRule="auto"/>
       </w:pPr>
       <w:r>
         <w:t xml:space="preserve">Part A: Read Tomasz’s talk</w:t>
@@ -3251,6 +3478,7 @@
     <w:p>
       <w:pPr>
         <w:pStyle w:val="FirstParagraph"/>
+        <w:spacing w:before="0" w:after="60" w:line="240" w:lineRule="auto"/>
       </w:pPr>
       <w:r>
         <w:t xml:space="preserve">Underline the past verbs. Circle First, Then, After that, Finally.</w:t>
@@ -3259,6 +3487,7 @@
     <w:p>
       <w:pPr>
         <w:pStyle w:val="BodyText"/>
+        <w:spacing w:before="0" w:after="60" w:line="240" w:lineRule="auto"/>
       </w:pPr>
       <w:r>
         <w:t xml:space="preserve">“</w:t>
@@ -3277,6 +3506,7 @@
           <w:numId w:val="1008"/>
         </w:numPr>
         <w:pStyle w:val="Compact"/>
+        <w:spacing w:before="0" w:after="60" w:line="240" w:lineRule="auto"/>
       </w:pPr>
       <w:r>
         <w:t xml:space="preserve">How many past verbs did you find? ______</w:t>
@@ -3289,6 +3519,7 @@
           <w:numId w:val="1008"/>
         </w:numPr>
         <w:pStyle w:val="Compact"/>
+        <w:spacing w:before="0" w:after="60" w:line="240" w:lineRule="auto"/>
       </w:pPr>
       <w:r>
         <w:t xml:space="preserve">Where did Tomasz eat? ______________________________</w:t>
@@ -3301,6 +3532,7 @@
           <w:numId w:val="1008"/>
         </w:numPr>
         <w:pStyle w:val="Compact"/>
+        <w:spacing w:before="0" w:after="60" w:line="240" w:lineRule="auto"/>
       </w:pPr>
       <w:r>
         <w:t xml:space="preserve">What was his present? ______________________________</w:t>
@@ -3313,6 +3545,7 @@
           <w:numId w:val="1008"/>
         </w:numPr>
         <w:pStyle w:val="Compact"/>
+        <w:spacing w:before="0" w:after="60" w:line="240" w:lineRule="auto"/>
       </w:pPr>
       <w:r>
         <w:t xml:space="preserve">How did he feel at the end? ______________________________</w:t>
@@ -3323,6 +3556,7 @@
     <w:p>
       <w:pPr>
         <w:pStyle w:val="Heading3"/>
+        <w:spacing w:before="120" w:after="40" w:line="240" w:lineRule="auto"/>
       </w:pPr>
       <w:r>
         <w:t xml:space="preserve">Part B: Make it longer</w:t>
@@ -3331,6 +3565,7 @@
     <w:p>
       <w:pPr>
         <w:pStyle w:val="FirstParagraph"/>
+        <w:spacing w:before="0" w:after="60" w:line="240" w:lineRule="auto"/>
       </w:pPr>
       <w:r>
         <w:t xml:space="preserve">Add</w:t>
@@ -3398,6 +3633,7 @@
           <w:numId w:val="1009"/>
         </w:numPr>
         <w:pStyle w:val="Compact"/>
+        <w:spacing w:before="0" w:after="60" w:line="240" w:lineRule="auto"/>
       </w:pPr>
       <w:r>
         <w:t xml:space="preserve">I went to the park. → I went to the park with my children because it was sunny.</w:t>
@@ -3410,6 +3646,7 @@
           <w:numId w:val="1009"/>
         </w:numPr>
         <w:pStyle w:val="Compact"/>
+        <w:spacing w:before="0" w:after="60" w:line="240" w:lineRule="auto"/>
       </w:pPr>
       <w:r>
         <w:t xml:space="preserve">I cooked dinner. → ____________________________________________</w:t>
@@ -3422,6 +3659,7 @@
           <w:numId w:val="1009"/>
         </w:numPr>
         <w:pStyle w:val="Compact"/>
+        <w:spacing w:before="0" w:after="60" w:line="240" w:lineRule="auto"/>
       </w:pPr>
       <w:r>
         <w:t xml:space="preserve">I watched a film. → ____________________________________________</w:t>
@@ -3434,6 +3672,7 @@
           <w:numId w:val="1009"/>
         </w:numPr>
         <w:pStyle w:val="Compact"/>
+        <w:spacing w:before="0" w:after="60" w:line="240" w:lineRule="auto"/>
       </w:pPr>
       <w:r>
         <w:t xml:space="preserve">I went shopping. → ____________________________________________</w:t>
@@ -3444,6 +3683,7 @@
     <w:p>
       <w:pPr>
         <w:pStyle w:val="Heading3"/>
+        <w:spacing w:before="120" w:after="40" w:line="240" w:lineRule="auto"/>
       </w:pPr>
       <w:r>
         <w:t xml:space="preserve">Part C: Plan your talk</w:t>
@@ -3452,6 +3692,7 @@
     <w:p>
       <w:pPr>
         <w:pStyle w:val="FirstParagraph"/>
+        <w:spacing w:before="0" w:after="60" w:line="240" w:lineRule="auto"/>
       </w:pPr>
       <w:r>
         <w:t xml:space="preserve">Choose a topic. You have one minute. Write words, not sentences.</w:t>
@@ -3464,6 +3705,7 @@
           <w:numId w:val="1010"/>
         </w:numPr>
         <w:pStyle w:val="Compact"/>
+        <w:spacing w:before="0" w:after="60" w:line="240" w:lineRule="auto"/>
       </w:pPr>
       <w:r>
         <w:t xml:space="preserve">What you did last weekend</w:t>
@@ -3476,6 +3718,7 @@
           <w:numId w:val="1010"/>
         </w:numPr>
         <w:pStyle w:val="Compact"/>
+        <w:spacing w:before="0" w:after="60" w:line="240" w:lineRule="auto"/>
       </w:pPr>
       <w:r>
         <w:t xml:space="preserve">A special day or celebration (a wedding, Eid, Christmas, a birthday)</w:t>
@@ -3488,6 +3731,7 @@
           <w:numId w:val="1010"/>
         </w:numPr>
         <w:pStyle w:val="Compact"/>
+        <w:spacing w:before="0" w:after="60" w:line="240" w:lineRule="auto"/>
       </w:pPr>
       <w:r>
         <w:t xml:space="preserve">A day out in London</w:t>
@@ -3500,6 +3744,7 @@
           <w:numId w:val="1010"/>
         </w:numPr>
         <w:pStyle w:val="Compact"/>
+        <w:spacing w:before="0" w:after="60" w:line="240" w:lineRule="auto"/>
       </w:pPr>
       <w:r>
         <w:t xml:space="preserve">Your first day at this college</w:t>
@@ -3512,6 +3757,7 @@
           <w:numId w:val="1010"/>
         </w:numPr>
         <w:pStyle w:val="Compact"/>
+        <w:spacing w:before="0" w:after="60" w:line="240" w:lineRule="auto"/>
       </w:pPr>
       <w:r>
         <w:t xml:space="preserve">A meal you cooked for other people</w:t>
@@ -3545,14 +3791,16 @@
           <w:p>
             <w:pPr>
               <w:pStyle w:val="Compact"/>
-            </w:pPr>
-          </w:p>
-        </w:tc>
-        <w:tc>
-          <w:tcPr/>
-          <w:p>
-            <w:pPr>
-              <w:pStyle w:val="Compact"/>
+              <w:spacing w:before="0" w:after="60" w:line="240" w:lineRule="auto"/>
+            </w:pPr>
+          </w:p>
+        </w:tc>
+        <w:tc>
+          <w:tcPr/>
+          <w:p>
+            <w:pPr>
+              <w:pStyle w:val="Compact"/>
+              <w:spacing w:before="0" w:after="60" w:line="240" w:lineRule="auto"/>
               <w:jc w:val="left"/>
             </w:pPr>
             <w:r>
@@ -3567,6 +3815,7 @@
           <w:p>
             <w:pPr>
               <w:pStyle w:val="Compact"/>
+              <w:spacing w:before="0" w:after="60" w:line="240" w:lineRule="auto"/>
               <w:jc w:val="left"/>
             </w:pPr>
             <w:r>
@@ -3579,6 +3828,7 @@
           <w:p>
             <w:pPr>
               <w:pStyle w:val="Compact"/>
+              <w:spacing w:before="0" w:after="60" w:line="240" w:lineRule="auto"/>
             </w:pPr>
           </w:p>
         </w:tc>
@@ -3589,6 +3839,7 @@
           <w:p>
             <w:pPr>
               <w:pStyle w:val="Compact"/>
+              <w:spacing w:before="0" w:after="60" w:line="240" w:lineRule="auto"/>
               <w:jc w:val="left"/>
             </w:pPr>
             <w:r>
@@ -3601,6 +3852,7 @@
           <w:p>
             <w:pPr>
               <w:pStyle w:val="Compact"/>
+              <w:spacing w:before="0" w:after="60" w:line="240" w:lineRule="auto"/>
             </w:pPr>
           </w:p>
         </w:tc>
@@ -3611,6 +3863,7 @@
           <w:p>
             <w:pPr>
               <w:pStyle w:val="Compact"/>
+              <w:spacing w:before="0" w:after="60" w:line="240" w:lineRule="auto"/>
               <w:jc w:val="left"/>
             </w:pPr>
             <w:r>
@@ -3623,6 +3876,7 @@
           <w:p>
             <w:pPr>
               <w:pStyle w:val="Compact"/>
+              <w:spacing w:before="0" w:after="60" w:line="240" w:lineRule="auto"/>
             </w:pPr>
           </w:p>
         </w:tc>
@@ -3633,6 +3887,7 @@
           <w:p>
             <w:pPr>
               <w:pStyle w:val="Compact"/>
+              <w:spacing w:before="0" w:after="60" w:line="240" w:lineRule="auto"/>
               <w:jc w:val="left"/>
             </w:pPr>
             <w:r>
@@ -3645,6 +3900,7 @@
           <w:p>
             <w:pPr>
               <w:pStyle w:val="Compact"/>
+              <w:spacing w:before="0" w:after="60" w:line="240" w:lineRule="auto"/>
             </w:pPr>
           </w:p>
         </w:tc>
@@ -3655,6 +3911,7 @@
           <w:p>
             <w:pPr>
               <w:pStyle w:val="Compact"/>
+              <w:spacing w:before="0" w:after="60" w:line="240" w:lineRule="auto"/>
               <w:jc w:val="left"/>
             </w:pPr>
             <w:r>
@@ -3667,6 +3924,7 @@
           <w:p>
             <w:pPr>
               <w:pStyle w:val="Compact"/>
+              <w:spacing w:before="0" w:after="60" w:line="240" w:lineRule="auto"/>
             </w:pPr>
           </w:p>
         </w:tc>
@@ -3677,6 +3935,7 @@
     <w:p>
       <w:pPr>
         <w:pStyle w:val="Heading3"/>
+        <w:spacing w:before="120" w:after="40" w:line="240" w:lineRule="auto"/>
       </w:pPr>
       <w:r>
         <w:t xml:space="preserve">Part D: Listen to your partner</w:t>
@@ -3685,6 +3944,7 @@
     <w:p>
       <w:pPr>
         <w:pStyle w:val="FirstParagraph"/>
+        <w:spacing w:before="0" w:after="60" w:line="240" w:lineRule="auto"/>
       </w:pPr>
       <w:r>
         <w:t xml:space="preserve">Tick when you hear it.</w:t>
@@ -3697,6 +3957,7 @@
           <w:numId w:val="1011"/>
         </w:numPr>
         <w:pStyle w:val="Compact"/>
+        <w:spacing w:before="0" w:after="60" w:line="240" w:lineRule="auto"/>
       </w:pPr>
       <w:r>
         <w:t xml:space="preserve">☐ past verbs (went, had, saw …)</w:t>
@@ -3709,6 +3970,7 @@
           <w:numId w:val="1011"/>
         </w:numPr>
         <w:pStyle w:val="Compact"/>
+        <w:spacing w:before="0" w:after="60" w:line="240" w:lineRule="auto"/>
       </w:pPr>
       <w:r>
         <w:t xml:space="preserve">☐ First / Then / After that / Finally</w:t>
@@ -3721,6 +3983,7 @@
           <w:numId w:val="1011"/>
         </w:numPr>
         <w:pStyle w:val="Compact"/>
+        <w:spacing w:before="0" w:after="60" w:line="240" w:lineRule="auto"/>
       </w:pPr>
       <w:r>
         <w:t xml:space="preserve">☐ a feeling (happy, tired, surprised …)</w:t>
@@ -3733,6 +3996,7 @@
           <w:numId w:val="1011"/>
         </w:numPr>
         <w:pStyle w:val="Compact"/>
+        <w:spacing w:before="0" w:after="60" w:line="240" w:lineRule="auto"/>
       </w:pPr>
       <w:r>
         <w:t xml:space="preserve">☐ talks for about two minutes</w:t>
@@ -3741,6 +4005,7 @@
     <w:p>
       <w:pPr>
         <w:pStyle w:val="FirstParagraph"/>
+        <w:spacing w:before="0" w:after="60" w:line="240" w:lineRule="auto"/>
       </w:pPr>
       <w:r>
         <w:t xml:space="preserve">Then ask two questions:</w:t>
@@ -3761,7 +4026,7 @@
     <w:bookmarkStart w:id="48" w:name="answer-key-teacher"/>
     <w:sectPr>
       <w:pgSz w:h="16838" w:w="11906"/>
-      <w:pgMar w:bottom="1020" w:left="1020" w:right="1020" w:top="1020"/>
+      <w:pgMar w:bottom="680" w:left="737" w:right="737" w:top="680" w:header="340" w:footer="340"/>
     </w:sectPr>
   </w:body>
 </w:document>
@@ -4393,7 +4658,7 @@
       <w:spacing w:after="0" w:before="300"/>
     </w:pPr>
     <w:rPr>
-      <w:sz w:val="20"/>
+      <w:sz w:val="22"/>
       <w:szCs w:val="20"/>
       <w:rFonts w:ascii="Arial" w:cs="Arial" w:eastAsia="Arial" w:hAnsi="Arial"/>
       <w:b/>
@@ -4413,7 +4678,7 @@
     </w:pPr>
     <w:rPr>
       <w:rFonts w:ascii="Arial" w:cs="Arial" w:eastAsia="Arial" w:hAnsi="Arial"/>
-      <w:sz w:val="20"/>
+      <w:sz w:val="22"/>
       <w:szCs w:val="20"/>
     </w:rPr>
   </w:style>

--- a/e2/speaking-listening/docs/past-simple-tasks1-2-worksheets.docx
+++ b/e2/speaking-listening/docs/past-simple-tasks1-2-worksheets.docx
@@ -5,6 +5,7 @@
     <w:p>
       <w:pPr>
         <w:pStyle w:val="FirstParagraph"/>
+        <w:keepNext/>
         <w:spacing w:before="0" w:after="60" w:line="240" w:lineRule="auto"/>
       </w:pPr>
       <w:r>
@@ -54,6 +55,7 @@
     <w:p>
       <w:pPr>
         <w:pStyle w:val="Heading1"/>
+        <w:keepNext/>
         <w:spacing w:before="120" w:after="40" w:line="240" w:lineRule="auto"/>
       </w:pPr>
       <w:r>
@@ -63,6 +65,7 @@
     <w:p>
       <w:pPr>
         <w:pStyle w:val="FirstParagraph"/>
+        <w:keepNext/>
         <w:spacing w:before="0" w:after="60" w:line="240" w:lineRule="auto"/>
       </w:pPr>
       <w:r>
@@ -72,6 +75,7 @@
     <w:p>
       <w:pPr>
         <w:pStyle w:val="BodyText"/>
+        <w:keepNext/>
         <w:spacing w:before="0" w:after="60" w:line="240" w:lineRule="auto"/>
       </w:pPr>
       <w:r>
@@ -114,7 +118,8 @@
     <w:p>
       <w:pPr>
         <w:pStyle w:val="Heading2"/>
-        <w:spacing w:before="120" w:after="40" w:line="240" w:lineRule="auto"/>
+        <w:keepNext/>
+        <w:spacing w:before="487" w:after="40" w:line="240" w:lineRule="auto"/>
       </w:pPr>
       <w:r>
         <w:t xml:space="preserve">Worksheet 1: Regular verbs (-ed)</w:t>
@@ -124,7 +129,8 @@
     <w:p>
       <w:pPr>
         <w:pStyle w:val="Heading3"/>
-        <w:spacing w:before="120" w:after="40" w:line="240" w:lineRule="auto"/>
+        <w:keepNext/>
+        <w:spacing w:before="487" w:after="40" w:line="240" w:lineRule="auto"/>
       </w:pPr>
       <w:r>
         <w:t xml:space="preserve">Part A: Spelling</w:t>
@@ -158,6 +164,7 @@
           <w:p>
             <w:pPr>
               <w:pStyle w:val="Compact"/>
+              <w:keepNext/>
               <w:spacing w:before="0" w:after="60" w:line="240" w:lineRule="auto"/>
               <w:jc w:val="left"/>
             </w:pPr>
@@ -171,6 +178,7 @@
           <w:p>
             <w:pPr>
               <w:pStyle w:val="Compact"/>
+              <w:keepNext/>
               <w:spacing w:before="0" w:after="60" w:line="240" w:lineRule="auto"/>
               <w:jc w:val="left"/>
             </w:pPr>
@@ -186,6 +194,7 @@
           <w:p>
             <w:pPr>
               <w:pStyle w:val="Compact"/>
+              <w:keepNext/>
               <w:spacing w:before="0" w:after="60" w:line="240" w:lineRule="auto"/>
               <w:jc w:val="left"/>
             </w:pPr>
@@ -199,6 +208,7 @@
           <w:p>
             <w:pPr>
               <w:pStyle w:val="Compact"/>
+              <w:keepNext/>
               <w:spacing w:before="0" w:after="60" w:line="240" w:lineRule="auto"/>
               <w:jc w:val="left"/>
             </w:pPr>
@@ -214,6 +224,7 @@
           <w:p>
             <w:pPr>
               <w:pStyle w:val="Compact"/>
+              <w:keepNext/>
               <w:spacing w:before="0" w:after="60" w:line="240" w:lineRule="auto"/>
               <w:jc w:val="left"/>
             </w:pPr>
@@ -227,6 +238,7 @@
           <w:p>
             <w:pPr>
               <w:pStyle w:val="Compact"/>
+              <w:keepNext/>
               <w:spacing w:before="0" w:after="60" w:line="240" w:lineRule="auto"/>
               <w:jc w:val="left"/>
             </w:pPr>
@@ -242,6 +254,7 @@
           <w:p>
             <w:pPr>
               <w:pStyle w:val="Compact"/>
+              <w:keepNext/>
               <w:spacing w:before="0" w:after="60" w:line="240" w:lineRule="auto"/>
               <w:jc w:val="left"/>
             </w:pPr>
@@ -255,6 +268,7 @@
           <w:p>
             <w:pPr>
               <w:pStyle w:val="Compact"/>
+              <w:keepNext/>
               <w:spacing w:before="0" w:after="60" w:line="240" w:lineRule="auto"/>
               <w:jc w:val="left"/>
             </w:pPr>
@@ -270,6 +284,7 @@
           <w:p>
             <w:pPr>
               <w:pStyle w:val="Compact"/>
+              <w:keepNext/>
               <w:spacing w:before="0" w:after="60" w:line="240" w:lineRule="auto"/>
               <w:jc w:val="left"/>
             </w:pPr>
@@ -283,6 +298,7 @@
           <w:p>
             <w:pPr>
               <w:pStyle w:val="Compact"/>
+              <w:keepNext/>
               <w:spacing w:before="0" w:after="60" w:line="240" w:lineRule="auto"/>
               <w:jc w:val="left"/>
             </w:pPr>
@@ -296,6 +312,7 @@
     <w:p>
       <w:pPr>
         <w:pStyle w:val="BodyText"/>
+        <w:keepNext/>
         <w:spacing w:before="0" w:after="60" w:line="240" w:lineRule="auto"/>
       </w:pPr>
       <w:r>
@@ -304,6 +321,7 @@
     </w:p>
     <w:p>
       <w:pPr>
+        <w:keepNext/>
         <w:numPr>
           <w:ilvl w:val="0"/>
           <w:numId w:val="1001"/>
@@ -327,6 +345,7 @@
     </w:p>
     <w:p>
       <w:pPr>
+        <w:keepNext/>
         <w:numPr>
           <w:ilvl w:val="0"/>
           <w:numId w:val="1001"/>
@@ -340,6 +359,7 @@
     </w:p>
     <w:p>
       <w:pPr>
+        <w:keepNext/>
         <w:numPr>
           <w:ilvl w:val="0"/>
           <w:numId w:val="1001"/>
@@ -353,6 +373,7 @@
     </w:p>
     <w:p>
       <w:pPr>
+        <w:keepNext/>
         <w:numPr>
           <w:ilvl w:val="0"/>
           <w:numId w:val="1001"/>
@@ -366,6 +387,7 @@
     </w:p>
     <w:p>
       <w:pPr>
+        <w:keepNext/>
         <w:numPr>
           <w:ilvl w:val="0"/>
           <w:numId w:val="1001"/>
@@ -379,6 +401,7 @@
     </w:p>
     <w:p>
       <w:pPr>
+        <w:keepNext/>
         <w:numPr>
           <w:ilvl w:val="0"/>
           <w:numId w:val="1001"/>
@@ -392,6 +415,7 @@
     </w:p>
     <w:p>
       <w:pPr>
+        <w:keepNext/>
         <w:numPr>
           <w:ilvl w:val="0"/>
           <w:numId w:val="1001"/>
@@ -405,6 +429,7 @@
     </w:p>
     <w:p>
       <w:pPr>
+        <w:keepNext/>
         <w:numPr>
           <w:ilvl w:val="0"/>
           <w:numId w:val="1001"/>
@@ -421,7 +446,8 @@
     <w:p>
       <w:pPr>
         <w:pStyle w:val="Heading3"/>
-        <w:spacing w:before="120" w:after="40" w:line="240" w:lineRule="auto"/>
+        <w:keepNext/>
+        <w:spacing w:before="487" w:after="40" w:line="240" w:lineRule="auto"/>
       </w:pPr>
       <w:r>
         <w:t xml:space="preserve">Part B: Three sounds</w:t>
@@ -430,6 +456,7 @@
     <w:p>
       <w:pPr>
         <w:pStyle w:val="FirstParagraph"/>
+        <w:keepNext/>
         <w:spacing w:before="0" w:after="60" w:line="240" w:lineRule="auto"/>
       </w:pPr>
       <w:r>
@@ -439,6 +466,7 @@
     <w:p>
       <w:pPr>
         <w:pStyle w:val="BodyText"/>
+        <w:keepNext/>
         <w:spacing w:before="0" w:after="60" w:line="240" w:lineRule="auto"/>
       </w:pPr>
       <w:r>
@@ -474,6 +502,7 @@
           <w:p>
             <w:pPr>
               <w:pStyle w:val="Compact"/>
+              <w:keepNext/>
               <w:spacing w:before="0" w:after="60" w:line="240" w:lineRule="auto"/>
               <w:jc w:val="left"/>
             </w:pPr>
@@ -487,6 +516,7 @@
           <w:p>
             <w:pPr>
               <w:pStyle w:val="Compact"/>
+              <w:keepNext/>
               <w:spacing w:before="0" w:after="60" w:line="240" w:lineRule="auto"/>
               <w:jc w:val="left"/>
             </w:pPr>
@@ -500,6 +530,7 @@
           <w:p>
             <w:pPr>
               <w:pStyle w:val="Compact"/>
+              <w:keepNext/>
               <w:spacing w:before="0" w:after="60" w:line="240" w:lineRule="auto"/>
               <w:jc w:val="left"/>
             </w:pPr>
@@ -515,24 +546,27 @@
           <w:p>
             <w:pPr>
               <w:pStyle w:val="Compact"/>
-              <w:spacing w:before="0" w:after="60" w:line="240" w:lineRule="auto"/>
-            </w:pPr>
-          </w:p>
-        </w:tc>
-        <w:tc>
-          <w:tcPr/>
-          <w:p>
-            <w:pPr>
-              <w:pStyle w:val="Compact"/>
-              <w:spacing w:before="0" w:after="60" w:line="240" w:lineRule="auto"/>
-            </w:pPr>
-          </w:p>
-        </w:tc>
-        <w:tc>
-          <w:tcPr/>
-          <w:p>
-            <w:pPr>
-              <w:pStyle w:val="Compact"/>
+              <w:keepNext/>
+              <w:spacing w:before="0" w:after="60" w:line="240" w:lineRule="auto"/>
+            </w:pPr>
+          </w:p>
+        </w:tc>
+        <w:tc>
+          <w:tcPr/>
+          <w:p>
+            <w:pPr>
+              <w:pStyle w:val="Compact"/>
+              <w:keepNext/>
+              <w:spacing w:before="0" w:after="60" w:line="240" w:lineRule="auto"/>
+            </w:pPr>
+          </w:p>
+        </w:tc>
+        <w:tc>
+          <w:tcPr/>
+          <w:p>
+            <w:pPr>
+              <w:pStyle w:val="Compact"/>
+              <w:keepNext/>
               <w:spacing w:before="0" w:after="60" w:line="240" w:lineRule="auto"/>
             </w:pPr>
           </w:p>
@@ -544,24 +578,27 @@
           <w:p>
             <w:pPr>
               <w:pStyle w:val="Compact"/>
-              <w:spacing w:before="0" w:after="60" w:line="240" w:lineRule="auto"/>
-            </w:pPr>
-          </w:p>
-        </w:tc>
-        <w:tc>
-          <w:tcPr/>
-          <w:p>
-            <w:pPr>
-              <w:pStyle w:val="Compact"/>
-              <w:spacing w:before="0" w:after="60" w:line="240" w:lineRule="auto"/>
-            </w:pPr>
-          </w:p>
-        </w:tc>
-        <w:tc>
-          <w:tcPr/>
-          <w:p>
-            <w:pPr>
-              <w:pStyle w:val="Compact"/>
+              <w:keepNext/>
+              <w:spacing w:before="0" w:after="60" w:line="240" w:lineRule="auto"/>
+            </w:pPr>
+          </w:p>
+        </w:tc>
+        <w:tc>
+          <w:tcPr/>
+          <w:p>
+            <w:pPr>
+              <w:pStyle w:val="Compact"/>
+              <w:keepNext/>
+              <w:spacing w:before="0" w:after="60" w:line="240" w:lineRule="auto"/>
+            </w:pPr>
+          </w:p>
+        </w:tc>
+        <w:tc>
+          <w:tcPr/>
+          <w:p>
+            <w:pPr>
+              <w:pStyle w:val="Compact"/>
+              <w:keepNext/>
               <w:spacing w:before="0" w:after="60" w:line="240" w:lineRule="auto"/>
             </w:pPr>
           </w:p>
@@ -573,24 +610,27 @@
           <w:p>
             <w:pPr>
               <w:pStyle w:val="Compact"/>
-              <w:spacing w:before="0" w:after="60" w:line="240" w:lineRule="auto"/>
-            </w:pPr>
-          </w:p>
-        </w:tc>
-        <w:tc>
-          <w:tcPr/>
-          <w:p>
-            <w:pPr>
-              <w:pStyle w:val="Compact"/>
-              <w:spacing w:before="0" w:after="60" w:line="240" w:lineRule="auto"/>
-            </w:pPr>
-          </w:p>
-        </w:tc>
-        <w:tc>
-          <w:tcPr/>
-          <w:p>
-            <w:pPr>
-              <w:pStyle w:val="Compact"/>
+              <w:keepNext/>
+              <w:spacing w:before="0" w:after="60" w:line="240" w:lineRule="auto"/>
+            </w:pPr>
+          </w:p>
+        </w:tc>
+        <w:tc>
+          <w:tcPr/>
+          <w:p>
+            <w:pPr>
+              <w:pStyle w:val="Compact"/>
+              <w:keepNext/>
+              <w:spacing w:before="0" w:after="60" w:line="240" w:lineRule="auto"/>
+            </w:pPr>
+          </w:p>
+        </w:tc>
+        <w:tc>
+          <w:tcPr/>
+          <w:p>
+            <w:pPr>
+              <w:pStyle w:val="Compact"/>
+              <w:keepNext/>
               <w:spacing w:before="0" w:after="60" w:line="240" w:lineRule="auto"/>
             </w:pPr>
           </w:p>
@@ -602,24 +642,27 @@
           <w:p>
             <w:pPr>
               <w:pStyle w:val="Compact"/>
-              <w:spacing w:before="0" w:after="60" w:line="240" w:lineRule="auto"/>
-            </w:pPr>
-          </w:p>
-        </w:tc>
-        <w:tc>
-          <w:tcPr/>
-          <w:p>
-            <w:pPr>
-              <w:pStyle w:val="Compact"/>
-              <w:spacing w:before="0" w:after="60" w:line="240" w:lineRule="auto"/>
-            </w:pPr>
-          </w:p>
-        </w:tc>
-        <w:tc>
-          <w:tcPr/>
-          <w:p>
-            <w:pPr>
-              <w:pStyle w:val="Compact"/>
+              <w:keepNext/>
+              <w:spacing w:before="0" w:after="60" w:line="240" w:lineRule="auto"/>
+            </w:pPr>
+          </w:p>
+        </w:tc>
+        <w:tc>
+          <w:tcPr/>
+          <w:p>
+            <w:pPr>
+              <w:pStyle w:val="Compact"/>
+              <w:keepNext/>
+              <w:spacing w:before="0" w:after="60" w:line="240" w:lineRule="auto"/>
+            </w:pPr>
+          </w:p>
+        </w:tc>
+        <w:tc>
+          <w:tcPr/>
+          <w:p>
+            <w:pPr>
+              <w:pStyle w:val="Compact"/>
+              <w:keepNext/>
               <w:spacing w:before="0" w:after="60" w:line="240" w:lineRule="auto"/>
             </w:pPr>
           </w:p>
@@ -629,6 +672,7 @@
     <w:p>
       <w:pPr>
         <w:pStyle w:val="BodyText"/>
+        <w:keepNext/>
         <w:spacing w:before="0" w:after="60" w:line="240" w:lineRule="auto"/>
       </w:pPr>
       <w:r>
@@ -685,7 +729,8 @@
     <w:p>
       <w:pPr>
         <w:pStyle w:val="Heading3"/>
-        <w:spacing w:before="120" w:after="40" w:line="240" w:lineRule="auto"/>
+        <w:keepNext/>
+        <w:spacing w:before="487" w:after="40" w:line="240" w:lineRule="auto"/>
       </w:pPr>
       <w:r>
         <w:t xml:space="preserve">Part C: Say it</w:t>
@@ -694,6 +739,7 @@
     <w:p>
       <w:pPr>
         <w:pStyle w:val="FirstParagraph"/>
+        <w:keepNext/>
         <w:spacing w:before="0" w:after="60" w:line="240" w:lineRule="auto"/>
       </w:pPr>
       <w:r>
@@ -703,6 +749,7 @@
     <w:p>
       <w:pPr>
         <w:pStyle w:val="BodyText"/>
+        <w:keepNext/>
         <w:spacing w:before="0" w:after="60" w:line="240" w:lineRule="auto"/>
       </w:pPr>
       <w:r>
@@ -721,6 +768,8 @@
     <w:p>
       <w:pPr>
         <w:pStyle w:val="Heading2"/>
+        <w:keepNext/>
+        <w:pageBreakBefore/>
         <w:spacing w:before="120" w:after="40" w:line="240" w:lineRule="auto"/>
       </w:pPr>
       <w:r>
@@ -731,7 +780,8 @@
     <w:p>
       <w:pPr>
         <w:pStyle w:val="Heading3"/>
-        <w:spacing w:before="120" w:after="40" w:line="240" w:lineRule="auto"/>
+        <w:keepNext/>
+        <w:spacing w:before="523" w:after="40" w:line="240" w:lineRule="auto"/>
       </w:pPr>
       <w:r>
         <w:t xml:space="preserve">Part A: Complete the table</w:t>
@@ -767,6 +817,7 @@
           <w:p>
             <w:pPr>
               <w:pStyle w:val="Compact"/>
+              <w:keepNext/>
               <w:spacing w:before="0" w:after="60" w:line="240" w:lineRule="auto"/>
               <w:jc w:val="left"/>
             </w:pPr>
@@ -780,6 +831,7 @@
           <w:p>
             <w:pPr>
               <w:pStyle w:val="Compact"/>
+              <w:keepNext/>
               <w:spacing w:before="0" w:after="60" w:line="240" w:lineRule="auto"/>
               <w:jc w:val="left"/>
             </w:pPr>
@@ -793,6 +845,7 @@
           <w:p>
             <w:pPr>
               <w:pStyle w:val="Compact"/>
+              <w:keepNext/>
               <w:spacing w:before="0" w:after="60" w:line="240" w:lineRule="auto"/>
               <w:jc w:val="left"/>
             </w:pPr>
@@ -806,6 +859,7 @@
           <w:p>
             <w:pPr>
               <w:pStyle w:val="Compact"/>
+              <w:keepNext/>
               <w:spacing w:before="0" w:after="60" w:line="240" w:lineRule="auto"/>
               <w:jc w:val="left"/>
             </w:pPr>
@@ -821,6 +875,7 @@
           <w:p>
             <w:pPr>
               <w:pStyle w:val="Compact"/>
+              <w:keepNext/>
               <w:spacing w:before="0" w:after="60" w:line="240" w:lineRule="auto"/>
               <w:jc w:val="left"/>
             </w:pPr>
@@ -834,6 +889,7 @@
           <w:p>
             <w:pPr>
               <w:pStyle w:val="Compact"/>
+              <w:keepNext/>
               <w:spacing w:before="0" w:after="60" w:line="240" w:lineRule="auto"/>
               <w:jc w:val="left"/>
             </w:pPr>
@@ -847,6 +903,7 @@
           <w:p>
             <w:pPr>
               <w:pStyle w:val="Compact"/>
+              <w:keepNext/>
               <w:spacing w:before="0" w:after="60" w:line="240" w:lineRule="auto"/>
               <w:jc w:val="left"/>
             </w:pPr>
@@ -860,6 +917,7 @@
           <w:p>
             <w:pPr>
               <w:pStyle w:val="Compact"/>
+              <w:keepNext/>
               <w:spacing w:before="0" w:after="60" w:line="240" w:lineRule="auto"/>
               <w:jc w:val="left"/>
             </w:pPr>
@@ -875,6 +933,7 @@
           <w:p>
             <w:pPr>
               <w:pStyle w:val="Compact"/>
+              <w:keepNext/>
               <w:spacing w:before="0" w:after="60" w:line="240" w:lineRule="auto"/>
               <w:jc w:val="left"/>
             </w:pPr>
@@ -888,6 +947,7 @@
           <w:p>
             <w:pPr>
               <w:pStyle w:val="Compact"/>
+              <w:keepNext/>
               <w:spacing w:before="0" w:after="60" w:line="240" w:lineRule="auto"/>
               <w:jc w:val="left"/>
             </w:pPr>
@@ -901,6 +961,7 @@
           <w:p>
             <w:pPr>
               <w:pStyle w:val="Compact"/>
+              <w:keepNext/>
               <w:spacing w:before="0" w:after="60" w:line="240" w:lineRule="auto"/>
               <w:jc w:val="left"/>
             </w:pPr>
@@ -914,6 +975,7 @@
           <w:p>
             <w:pPr>
               <w:pStyle w:val="Compact"/>
+              <w:keepNext/>
               <w:spacing w:before="0" w:after="60" w:line="240" w:lineRule="auto"/>
               <w:jc w:val="left"/>
             </w:pPr>
@@ -929,6 +991,7 @@
           <w:p>
             <w:pPr>
               <w:pStyle w:val="Compact"/>
+              <w:keepNext/>
               <w:spacing w:before="0" w:after="60" w:line="240" w:lineRule="auto"/>
               <w:jc w:val="left"/>
             </w:pPr>
@@ -942,6 +1005,7 @@
           <w:p>
             <w:pPr>
               <w:pStyle w:val="Compact"/>
+              <w:keepNext/>
               <w:spacing w:before="0" w:after="60" w:line="240" w:lineRule="auto"/>
               <w:jc w:val="left"/>
             </w:pPr>
@@ -955,6 +1019,7 @@
           <w:p>
             <w:pPr>
               <w:pStyle w:val="Compact"/>
+              <w:keepNext/>
               <w:spacing w:before="0" w:after="60" w:line="240" w:lineRule="auto"/>
               <w:jc w:val="left"/>
             </w:pPr>
@@ -968,6 +1033,7 @@
           <w:p>
             <w:pPr>
               <w:pStyle w:val="Compact"/>
+              <w:keepNext/>
               <w:spacing w:before="0" w:after="60" w:line="240" w:lineRule="auto"/>
               <w:jc w:val="left"/>
             </w:pPr>
@@ -983,6 +1049,7 @@
           <w:p>
             <w:pPr>
               <w:pStyle w:val="Compact"/>
+              <w:keepNext/>
               <w:spacing w:before="0" w:after="60" w:line="240" w:lineRule="auto"/>
               <w:jc w:val="left"/>
             </w:pPr>
@@ -996,6 +1063,7 @@
           <w:p>
             <w:pPr>
               <w:pStyle w:val="Compact"/>
+              <w:keepNext/>
               <w:spacing w:before="0" w:after="60" w:line="240" w:lineRule="auto"/>
               <w:jc w:val="left"/>
             </w:pPr>
@@ -1009,6 +1077,7 @@
           <w:p>
             <w:pPr>
               <w:pStyle w:val="Compact"/>
+              <w:keepNext/>
               <w:spacing w:before="0" w:after="60" w:line="240" w:lineRule="auto"/>
               <w:jc w:val="left"/>
             </w:pPr>
@@ -1022,6 +1091,7 @@
           <w:p>
             <w:pPr>
               <w:pStyle w:val="Compact"/>
+              <w:keepNext/>
               <w:spacing w:before="0" w:after="60" w:line="240" w:lineRule="auto"/>
               <w:jc w:val="left"/>
             </w:pPr>
@@ -1037,6 +1107,7 @@
           <w:p>
             <w:pPr>
               <w:pStyle w:val="Compact"/>
+              <w:keepNext/>
               <w:spacing w:before="0" w:after="60" w:line="240" w:lineRule="auto"/>
               <w:jc w:val="left"/>
             </w:pPr>
@@ -1050,6 +1121,7 @@
           <w:p>
             <w:pPr>
               <w:pStyle w:val="Compact"/>
+              <w:keepNext/>
               <w:spacing w:before="0" w:after="60" w:line="240" w:lineRule="auto"/>
               <w:jc w:val="left"/>
             </w:pPr>
@@ -1063,6 +1135,7 @@
           <w:p>
             <w:pPr>
               <w:pStyle w:val="Compact"/>
+              <w:keepNext/>
               <w:spacing w:before="0" w:after="60" w:line="240" w:lineRule="auto"/>
               <w:jc w:val="left"/>
             </w:pPr>
@@ -1076,6 +1149,7 @@
           <w:p>
             <w:pPr>
               <w:pStyle w:val="Compact"/>
+              <w:keepNext/>
               <w:spacing w:before="0" w:after="60" w:line="240" w:lineRule="auto"/>
               <w:jc w:val="left"/>
             </w:pPr>
@@ -1091,6 +1165,7 @@
           <w:p>
             <w:pPr>
               <w:pStyle w:val="Compact"/>
+              <w:keepNext/>
               <w:spacing w:before="0" w:after="60" w:line="240" w:lineRule="auto"/>
               <w:jc w:val="left"/>
             </w:pPr>
@@ -1104,6 +1179,7 @@
           <w:p>
             <w:pPr>
               <w:pStyle w:val="Compact"/>
+              <w:keepNext/>
               <w:spacing w:before="0" w:after="60" w:line="240" w:lineRule="auto"/>
               <w:jc w:val="left"/>
             </w:pPr>
@@ -1117,6 +1193,7 @@
           <w:p>
             <w:pPr>
               <w:pStyle w:val="Compact"/>
+              <w:keepNext/>
               <w:spacing w:before="0" w:after="60" w:line="240" w:lineRule="auto"/>
               <w:jc w:val="left"/>
             </w:pPr>
@@ -1130,6 +1207,7 @@
           <w:p>
             <w:pPr>
               <w:pStyle w:val="Compact"/>
+              <w:keepNext/>
               <w:spacing w:before="0" w:after="60" w:line="240" w:lineRule="auto"/>
               <w:jc w:val="left"/>
             </w:pPr>
@@ -1145,6 +1223,7 @@
           <w:p>
             <w:pPr>
               <w:pStyle w:val="Compact"/>
+              <w:keepNext/>
               <w:spacing w:before="0" w:after="60" w:line="240" w:lineRule="auto"/>
               <w:jc w:val="left"/>
             </w:pPr>
@@ -1158,6 +1237,7 @@
           <w:p>
             <w:pPr>
               <w:pStyle w:val="Compact"/>
+              <w:keepNext/>
               <w:spacing w:before="0" w:after="60" w:line="240" w:lineRule="auto"/>
               <w:jc w:val="left"/>
             </w:pPr>
@@ -1171,6 +1251,7 @@
           <w:p>
             <w:pPr>
               <w:pStyle w:val="Compact"/>
+              <w:keepNext/>
               <w:spacing w:before="0" w:after="60" w:line="240" w:lineRule="auto"/>
               <w:jc w:val="left"/>
             </w:pPr>
@@ -1184,6 +1265,7 @@
           <w:p>
             <w:pPr>
               <w:pStyle w:val="Compact"/>
+              <w:keepNext/>
               <w:spacing w:before="0" w:after="60" w:line="240" w:lineRule="auto"/>
               <w:jc w:val="left"/>
             </w:pPr>
@@ -1199,6 +1281,7 @@
           <w:p>
             <w:pPr>
               <w:pStyle w:val="Compact"/>
+              <w:keepNext/>
               <w:spacing w:before="0" w:after="60" w:line="240" w:lineRule="auto"/>
               <w:jc w:val="left"/>
             </w:pPr>
@@ -1212,6 +1295,7 @@
           <w:p>
             <w:pPr>
               <w:pStyle w:val="Compact"/>
+              <w:keepNext/>
               <w:spacing w:before="0" w:after="60" w:line="240" w:lineRule="auto"/>
               <w:jc w:val="left"/>
             </w:pPr>
@@ -1225,6 +1309,7 @@
           <w:p>
             <w:pPr>
               <w:pStyle w:val="Compact"/>
+              <w:keepNext/>
               <w:spacing w:before="0" w:after="60" w:line="240" w:lineRule="auto"/>
               <w:jc w:val="left"/>
             </w:pPr>
@@ -1238,6 +1323,7 @@
           <w:p>
             <w:pPr>
               <w:pStyle w:val="Compact"/>
+              <w:keepNext/>
               <w:spacing w:before="0" w:after="60" w:line="240" w:lineRule="auto"/>
               <w:jc w:val="left"/>
             </w:pPr>
@@ -1253,6 +1339,7 @@
           <w:p>
             <w:pPr>
               <w:pStyle w:val="Compact"/>
+              <w:keepNext/>
               <w:spacing w:before="0" w:after="60" w:line="240" w:lineRule="auto"/>
               <w:jc w:val="left"/>
             </w:pPr>
@@ -1266,6 +1353,7 @@
           <w:p>
             <w:pPr>
               <w:pStyle w:val="Compact"/>
+              <w:keepNext/>
               <w:spacing w:before="0" w:after="60" w:line="240" w:lineRule="auto"/>
               <w:jc w:val="left"/>
             </w:pPr>
@@ -1279,6 +1367,7 @@
           <w:p>
             <w:pPr>
               <w:pStyle w:val="Compact"/>
+              <w:keepNext/>
               <w:spacing w:before="0" w:after="60" w:line="240" w:lineRule="auto"/>
               <w:jc w:val="left"/>
             </w:pPr>
@@ -1292,6 +1381,7 @@
           <w:p>
             <w:pPr>
               <w:pStyle w:val="Compact"/>
+              <w:keepNext/>
               <w:spacing w:before="0" w:after="60" w:line="240" w:lineRule="auto"/>
               <w:jc w:val="left"/>
             </w:pPr>
@@ -1307,6 +1397,7 @@
           <w:p>
             <w:pPr>
               <w:pStyle w:val="Compact"/>
+              <w:keepNext/>
               <w:spacing w:before="0" w:after="60" w:line="240" w:lineRule="auto"/>
               <w:jc w:val="left"/>
             </w:pPr>
@@ -1320,6 +1411,7 @@
           <w:p>
             <w:pPr>
               <w:pStyle w:val="Compact"/>
+              <w:keepNext/>
               <w:spacing w:before="0" w:after="60" w:line="240" w:lineRule="auto"/>
               <w:jc w:val="left"/>
             </w:pPr>
@@ -1333,6 +1425,7 @@
           <w:p>
             <w:pPr>
               <w:pStyle w:val="Compact"/>
+              <w:keepNext/>
               <w:spacing w:before="0" w:after="60" w:line="240" w:lineRule="auto"/>
               <w:jc w:val="left"/>
             </w:pPr>
@@ -1346,6 +1439,7 @@
           <w:p>
             <w:pPr>
               <w:pStyle w:val="Compact"/>
+              <w:keepNext/>
               <w:spacing w:before="0" w:after="60" w:line="240" w:lineRule="auto"/>
               <w:jc w:val="left"/>
             </w:pPr>
@@ -1361,7 +1455,8 @@
     <w:p>
       <w:pPr>
         <w:pStyle w:val="Heading3"/>
-        <w:spacing w:before="120" w:after="40" w:line="240" w:lineRule="auto"/>
+        <w:keepNext/>
+        <w:spacing w:before="523" w:after="40" w:line="240" w:lineRule="auto"/>
       </w:pPr>
       <w:r>
         <w:t xml:space="preserve">Part B: Bilal’s Saturday</w:t>
@@ -1370,6 +1465,7 @@
     <w:p>
       <w:pPr>
         <w:pStyle w:val="FirstParagraph"/>
+        <w:keepNext/>
         <w:spacing w:before="0" w:after="60" w:line="240" w:lineRule="auto"/>
       </w:pPr>
       <w:r>
@@ -1379,6 +1475,7 @@
     <w:p>
       <w:pPr>
         <w:pStyle w:val="BodyText"/>
+        <w:keepNext/>
         <w:spacing w:before="0" w:after="60" w:line="240" w:lineRule="auto"/>
       </w:pPr>
       <w:r>
@@ -1390,7 +1487,8 @@
     <w:p>
       <w:pPr>
         <w:pStyle w:val="Heading3"/>
-        <w:spacing w:before="120" w:after="40" w:line="240" w:lineRule="auto"/>
+        <w:keepNext/>
+        <w:spacing w:before="523" w:after="40" w:line="240" w:lineRule="auto"/>
       </w:pPr>
       <w:r>
         <w:t xml:space="preserve">Part C: Memory game</w:t>
@@ -1399,6 +1497,7 @@
     <w:p>
       <w:pPr>
         <w:pStyle w:val="FirstParagraph"/>
+        <w:keepNext/>
         <w:spacing w:before="0" w:after="60" w:line="240" w:lineRule="auto"/>
       </w:pPr>
       <w:r>
@@ -1407,6 +1506,7 @@
     </w:p>
     <w:p>
       <w:pPr>
+        <w:keepNext/>
         <w:numPr>
           <w:ilvl w:val="0"/>
           <w:numId w:val="1002"/>
@@ -1436,6 +1536,7 @@
     </w:p>
     <w:p>
       <w:pPr>
+        <w:keepNext/>
         <w:numPr>
           <w:ilvl w:val="0"/>
           <w:numId w:val="1002"/>
@@ -1462,6 +1563,7 @@
     </w:p>
     <w:p>
       <w:pPr>
+        <w:keepNext/>
         <w:numPr>
           <w:ilvl w:val="0"/>
           <w:numId w:val="1002"/>
@@ -1476,6 +1578,7 @@
     <w:p>
       <w:pPr>
         <w:pStyle w:val="FirstParagraph"/>
+        <w:keepNext/>
         <w:spacing w:before="0" w:after="60" w:line="240" w:lineRule="auto"/>
       </w:pPr>
       <w:r>
@@ -1550,7 +1653,8 @@
     <w:p>
       <w:pPr>
         <w:pStyle w:val="Heading2"/>
-        <w:spacing w:before="120" w:after="40" w:line="240" w:lineRule="auto"/>
+        <w:keepNext/>
+        <w:spacing w:before="523" w:after="40" w:line="240" w:lineRule="auto"/>
       </w:pPr>
       <w:r>
         <w:t xml:space="preserve">Worksheet 3: was / were</w:t>
@@ -1586,15 +1690,17 @@
           <w:p>
             <w:pPr>
               <w:pStyle w:val="Compact"/>
-              <w:spacing w:before="0" w:after="60" w:line="240" w:lineRule="auto"/>
-            </w:pPr>
-          </w:p>
-        </w:tc>
-        <w:tc>
-          <w:tcPr/>
-          <w:p>
-            <w:pPr>
-              <w:pStyle w:val="Compact"/>
+              <w:keepNext/>
+              <w:spacing w:before="0" w:after="60" w:line="240" w:lineRule="auto"/>
+            </w:pPr>
+          </w:p>
+        </w:tc>
+        <w:tc>
+          <w:tcPr/>
+          <w:p>
+            <w:pPr>
+              <w:pStyle w:val="Compact"/>
+              <w:keepNext/>
               <w:spacing w:before="0" w:after="60" w:line="240" w:lineRule="auto"/>
               <w:jc w:val="left"/>
             </w:pPr>
@@ -1608,6 +1714,7 @@
           <w:p>
             <w:pPr>
               <w:pStyle w:val="Compact"/>
+              <w:keepNext/>
               <w:spacing w:before="0" w:after="60" w:line="240" w:lineRule="auto"/>
               <w:jc w:val="left"/>
             </w:pPr>
@@ -1621,6 +1728,7 @@
           <w:p>
             <w:pPr>
               <w:pStyle w:val="Compact"/>
+              <w:keepNext/>
               <w:spacing w:before="0" w:after="60" w:line="240" w:lineRule="auto"/>
               <w:jc w:val="left"/>
             </w:pPr>
@@ -1636,6 +1744,7 @@
           <w:p>
             <w:pPr>
               <w:pStyle w:val="Compact"/>
+              <w:keepNext/>
               <w:spacing w:before="0" w:after="60" w:line="240" w:lineRule="auto"/>
               <w:jc w:val="left"/>
             </w:pPr>
@@ -1649,6 +1758,7 @@
           <w:p>
             <w:pPr>
               <w:pStyle w:val="Compact"/>
+              <w:keepNext/>
               <w:spacing w:before="0" w:after="60" w:line="240" w:lineRule="auto"/>
               <w:jc w:val="left"/>
             </w:pPr>
@@ -1662,6 +1772,7 @@
           <w:p>
             <w:pPr>
               <w:pStyle w:val="Compact"/>
+              <w:keepNext/>
               <w:spacing w:before="0" w:after="60" w:line="240" w:lineRule="auto"/>
               <w:jc w:val="left"/>
             </w:pPr>
@@ -1675,6 +1786,7 @@
           <w:p>
             <w:pPr>
               <w:pStyle w:val="Compact"/>
+              <w:keepNext/>
               <w:spacing w:before="0" w:after="60" w:line="240" w:lineRule="auto"/>
               <w:jc w:val="left"/>
             </w:pPr>
@@ -1690,6 +1802,7 @@
           <w:p>
             <w:pPr>
               <w:pStyle w:val="Compact"/>
+              <w:keepNext/>
               <w:spacing w:before="0" w:after="60" w:line="240" w:lineRule="auto"/>
               <w:jc w:val="left"/>
             </w:pPr>
@@ -1703,6 +1816,7 @@
           <w:p>
             <w:pPr>
               <w:pStyle w:val="Compact"/>
+              <w:keepNext/>
               <w:spacing w:before="0" w:after="60" w:line="240" w:lineRule="auto"/>
               <w:jc w:val="left"/>
             </w:pPr>
@@ -1716,6 +1830,7 @@
           <w:p>
             <w:pPr>
               <w:pStyle w:val="Compact"/>
+              <w:keepNext/>
               <w:spacing w:before="0" w:after="60" w:line="240" w:lineRule="auto"/>
               <w:jc w:val="left"/>
             </w:pPr>
@@ -1729,6 +1844,7 @@
           <w:p>
             <w:pPr>
               <w:pStyle w:val="Compact"/>
+              <w:keepNext/>
               <w:spacing w:before="0" w:after="60" w:line="240" w:lineRule="auto"/>
               <w:jc w:val="left"/>
             </w:pPr>
@@ -1743,7 +1859,8 @@
     <w:p>
       <w:pPr>
         <w:pStyle w:val="Heading3"/>
-        <w:spacing w:before="120" w:after="40" w:line="240" w:lineRule="auto"/>
+        <w:keepNext/>
+        <w:spacing w:before="523" w:after="40" w:line="240" w:lineRule="auto"/>
       </w:pPr>
       <w:r>
         <w:t xml:space="preserve">Part A: Write was, were, wasn’t or weren’t</w:t>
@@ -1751,6 +1868,7 @@
     </w:p>
     <w:p>
       <w:pPr>
+        <w:keepNext/>
         <w:numPr>
           <w:ilvl w:val="0"/>
           <w:numId w:val="1003"/>
@@ -1764,6 +1882,7 @@
     </w:p>
     <w:p>
       <w:pPr>
+        <w:keepNext/>
         <w:numPr>
           <w:ilvl w:val="0"/>
           <w:numId w:val="1003"/>
@@ -1777,6 +1896,7 @@
     </w:p>
     <w:p>
       <w:pPr>
+        <w:keepNext/>
         <w:numPr>
           <w:ilvl w:val="0"/>
           <w:numId w:val="1003"/>
@@ -1790,6 +1910,7 @@
     </w:p>
     <w:p>
       <w:pPr>
+        <w:keepNext/>
         <w:numPr>
           <w:ilvl w:val="0"/>
           <w:numId w:val="1003"/>
@@ -1803,6 +1924,7 @@
     </w:p>
     <w:p>
       <w:pPr>
+        <w:keepNext/>
         <w:numPr>
           <w:ilvl w:val="0"/>
           <w:numId w:val="1003"/>
@@ -1816,6 +1938,7 @@
     </w:p>
     <w:p>
       <w:pPr>
+        <w:keepNext/>
         <w:numPr>
           <w:ilvl w:val="0"/>
           <w:numId w:val="1003"/>
@@ -1832,6 +1955,8 @@
     <w:p>
       <w:pPr>
         <w:pStyle w:val="Heading3"/>
+        <w:keepNext/>
+        <w:pageBreakBefore/>
         <w:spacing w:before="120" w:after="40" w:line="240" w:lineRule="auto"/>
       </w:pPr>
       <w:r>
@@ -1841,6 +1966,7 @@
     <w:p>
       <w:pPr>
         <w:pStyle w:val="FirstParagraph"/>
+        <w:keepNext/>
         <w:spacing w:before="0" w:after="60" w:line="240" w:lineRule="auto"/>
       </w:pPr>
       <w:r>
@@ -1875,6 +2001,7 @@
           <w:p>
             <w:pPr>
               <w:pStyle w:val="Compact"/>
+              <w:keepNext/>
               <w:spacing w:before="0" w:after="60" w:line="240" w:lineRule="auto"/>
               <w:jc w:val="left"/>
             </w:pPr>
@@ -1888,6 +2015,7 @@
           <w:p>
             <w:pPr>
               <w:pStyle w:val="Compact"/>
+              <w:keepNext/>
               <w:spacing w:before="0" w:after="60" w:line="240" w:lineRule="auto"/>
               <w:jc w:val="left"/>
             </w:pPr>
@@ -1903,6 +2031,7 @@
           <w:p>
             <w:pPr>
               <w:pStyle w:val="Compact"/>
+              <w:keepNext/>
               <w:spacing w:before="0" w:after="60" w:line="240" w:lineRule="auto"/>
               <w:jc w:val="left"/>
             </w:pPr>
@@ -1916,6 +2045,7 @@
           <w:p>
             <w:pPr>
               <w:pStyle w:val="Compact"/>
+              <w:keepNext/>
               <w:spacing w:before="0" w:after="60" w:line="240" w:lineRule="auto"/>
               <w:jc w:val="left"/>
             </w:pPr>
@@ -1931,6 +2061,7 @@
           <w:p>
             <w:pPr>
               <w:pStyle w:val="Compact"/>
+              <w:keepNext/>
               <w:spacing w:before="0" w:after="60" w:line="240" w:lineRule="auto"/>
               <w:jc w:val="left"/>
             </w:pPr>
@@ -1944,6 +2075,7 @@
           <w:p>
             <w:pPr>
               <w:pStyle w:val="Compact"/>
+              <w:keepNext/>
               <w:spacing w:before="0" w:after="60" w:line="240" w:lineRule="auto"/>
               <w:jc w:val="left"/>
             </w:pPr>
@@ -1959,6 +2091,7 @@
           <w:p>
             <w:pPr>
               <w:pStyle w:val="Compact"/>
+              <w:keepNext/>
               <w:spacing w:before="0" w:after="60" w:line="240" w:lineRule="auto"/>
               <w:jc w:val="left"/>
             </w:pPr>
@@ -1972,6 +2105,7 @@
           <w:p>
             <w:pPr>
               <w:pStyle w:val="Compact"/>
+              <w:keepNext/>
               <w:spacing w:before="0" w:after="60" w:line="240" w:lineRule="auto"/>
               <w:jc w:val="left"/>
             </w:pPr>
@@ -1987,6 +2121,7 @@
           <w:p>
             <w:pPr>
               <w:pStyle w:val="Compact"/>
+              <w:keepNext/>
               <w:spacing w:before="0" w:after="60" w:line="240" w:lineRule="auto"/>
               <w:jc w:val="left"/>
             </w:pPr>
@@ -2000,6 +2135,7 @@
           <w:p>
             <w:pPr>
               <w:pStyle w:val="Compact"/>
+              <w:keepNext/>
               <w:spacing w:before="0" w:after="60" w:line="240" w:lineRule="auto"/>
               <w:jc w:val="left"/>
             </w:pPr>
@@ -2013,6 +2149,7 @@
     <w:p>
       <w:pPr>
         <w:pStyle w:val="BodyText"/>
+        <w:keepNext/>
         <w:spacing w:before="0" w:after="60" w:line="240" w:lineRule="auto"/>
       </w:pPr>
       <w:r>
@@ -2024,7 +2161,8 @@
     <w:p>
       <w:pPr>
         <w:pStyle w:val="Heading3"/>
-        <w:spacing w:before="120" w:after="40" w:line="240" w:lineRule="auto"/>
+        <w:keepNext/>
+        <w:spacing w:before="627" w:after="40" w:line="240" w:lineRule="auto"/>
       </w:pPr>
       <w:r>
         <w:t xml:space="preserve">Part C: Ask your partner</w:t>
@@ -2033,6 +2171,7 @@
     <w:p>
       <w:pPr>
         <w:pStyle w:val="FirstParagraph"/>
+        <w:keepNext/>
         <w:spacing w:before="0" w:after="60" w:line="240" w:lineRule="auto"/>
       </w:pPr>
       <w:r>
@@ -2070,6 +2209,7 @@
     <w:p>
       <w:pPr>
         <w:pStyle w:val="BodyText"/>
+        <w:keepNext/>
         <w:spacing w:before="0" w:after="60" w:line="240" w:lineRule="auto"/>
       </w:pPr>
       <w:r>
@@ -2078,6 +2218,7 @@
     </w:p>
     <w:p>
       <w:pPr>
+        <w:keepNext/>
         <w:numPr>
           <w:ilvl w:val="0"/>
           <w:numId w:val="1004"/>
@@ -2091,6 +2232,7 @@
     </w:p>
     <w:p>
       <w:pPr>
+        <w:keepNext/>
         <w:numPr>
           <w:ilvl w:val="0"/>
           <w:numId w:val="1004"/>
@@ -2104,6 +2246,7 @@
     </w:p>
     <w:p>
       <w:pPr>
+        <w:keepNext/>
         <w:numPr>
           <w:ilvl w:val="0"/>
           <w:numId w:val="1004"/>
@@ -2121,7 +2264,8 @@
     <w:p>
       <w:pPr>
         <w:pStyle w:val="Heading2"/>
-        <w:spacing w:before="120" w:after="40" w:line="240" w:lineRule="auto"/>
+        <w:keepNext/>
+        <w:spacing w:before="627" w:after="40" w:line="240" w:lineRule="auto"/>
       </w:pPr>
       <w:r>
         <w:t xml:space="preserve">Worksheet 4: Questions and</w:t>
@@ -2173,15 +2317,17 @@
           <w:p>
             <w:pPr>
               <w:pStyle w:val="Compact"/>
-              <w:spacing w:before="0" w:after="60" w:line="240" w:lineRule="auto"/>
-            </w:pPr>
-          </w:p>
-        </w:tc>
-        <w:tc>
-          <w:tcPr/>
-          <w:p>
-            <w:pPr>
-              <w:pStyle w:val="Compact"/>
+              <w:keepNext/>
+              <w:spacing w:before="0" w:after="60" w:line="240" w:lineRule="auto"/>
+            </w:pPr>
+          </w:p>
+        </w:tc>
+        <w:tc>
+          <w:tcPr/>
+          <w:p>
+            <w:pPr>
+              <w:pStyle w:val="Compact"/>
+              <w:keepNext/>
               <w:spacing w:before="0" w:after="60" w:line="240" w:lineRule="auto"/>
               <w:jc w:val="left"/>
             </w:pPr>
@@ -2197,6 +2343,7 @@
           <w:p>
             <w:pPr>
               <w:pStyle w:val="Compact"/>
+              <w:keepNext/>
               <w:spacing w:before="0" w:after="60" w:line="240" w:lineRule="auto"/>
               <w:jc w:val="left"/>
             </w:pPr>
@@ -2210,6 +2357,7 @@
           <w:p>
             <w:pPr>
               <w:pStyle w:val="Compact"/>
+              <w:keepNext/>
               <w:spacing w:before="0" w:after="60" w:line="240" w:lineRule="auto"/>
               <w:jc w:val="left"/>
             </w:pPr>
@@ -2280,6 +2428,7 @@
           <w:p>
             <w:pPr>
               <w:pStyle w:val="Compact"/>
+              <w:keepNext/>
               <w:spacing w:before="0" w:after="60" w:line="240" w:lineRule="auto"/>
               <w:jc w:val="left"/>
             </w:pPr>
@@ -2293,6 +2442,7 @@
           <w:p>
             <w:pPr>
               <w:pStyle w:val="Compact"/>
+              <w:keepNext/>
               <w:spacing w:before="0" w:after="60" w:line="240" w:lineRule="auto"/>
               <w:jc w:val="left"/>
             </w:pPr>
@@ -2308,6 +2458,7 @@
           <w:p>
             <w:pPr>
               <w:pStyle w:val="Compact"/>
+              <w:keepNext/>
               <w:spacing w:before="0" w:after="60" w:line="240" w:lineRule="auto"/>
               <w:jc w:val="left"/>
             </w:pPr>
@@ -2321,6 +2472,7 @@
           <w:p>
             <w:pPr>
               <w:pStyle w:val="Compact"/>
+              <w:keepNext/>
               <w:spacing w:before="0" w:after="60" w:line="240" w:lineRule="auto"/>
               <w:jc w:val="left"/>
             </w:pPr>
@@ -2350,6 +2502,7 @@
     <w:p>
       <w:pPr>
         <w:pStyle w:val="BodyText"/>
+        <w:keepNext/>
         <w:spacing w:before="0" w:after="60" w:line="240" w:lineRule="auto"/>
       </w:pPr>
       <w:r>
@@ -2405,7 +2558,8 @@
     <w:p>
       <w:pPr>
         <w:pStyle w:val="Heading3"/>
-        <w:spacing w:before="120" w:after="40" w:line="240" w:lineRule="auto"/>
+        <w:keepNext/>
+        <w:spacing w:before="627" w:after="40" w:line="240" w:lineRule="auto"/>
       </w:pPr>
       <w:r>
         <w:t xml:space="preserve">Part A: Make the questions</w:t>
@@ -2413,6 +2567,7 @@
     </w:p>
     <w:p>
       <w:pPr>
+        <w:keepNext/>
         <w:numPr>
           <w:ilvl w:val="0"/>
           <w:numId w:val="1005"/>
@@ -2436,6 +2591,7 @@
     </w:p>
     <w:p>
       <w:pPr>
+        <w:keepNext/>
         <w:numPr>
           <w:ilvl w:val="0"/>
           <w:numId w:val="1005"/>
@@ -2449,6 +2605,7 @@
     </w:p>
     <w:p>
       <w:pPr>
+        <w:keepNext/>
         <w:numPr>
           <w:ilvl w:val="0"/>
           <w:numId w:val="1005"/>
@@ -2462,6 +2619,7 @@
     </w:p>
     <w:p>
       <w:pPr>
+        <w:keepNext/>
         <w:numPr>
           <w:ilvl w:val="0"/>
           <w:numId w:val="1005"/>
@@ -2475,6 +2633,7 @@
     </w:p>
     <w:p>
       <w:pPr>
+        <w:keepNext/>
         <w:numPr>
           <w:ilvl w:val="0"/>
           <w:numId w:val="1005"/>
@@ -2488,6 +2647,7 @@
     </w:p>
     <w:p>
       <w:pPr>
+        <w:keepNext/>
         <w:numPr>
           <w:ilvl w:val="0"/>
           <w:numId w:val="1005"/>
@@ -2504,7 +2664,8 @@
     <w:p>
       <w:pPr>
         <w:pStyle w:val="Heading3"/>
-        <w:spacing w:before="120" w:after="40" w:line="240" w:lineRule="auto"/>
+        <w:keepNext/>
+        <w:spacing w:before="627" w:after="40" w:line="240" w:lineRule="auto"/>
       </w:pPr>
       <w:r>
         <w:t xml:space="preserve">Part B: Right or wrong?</w:t>
@@ -2513,6 +2674,7 @@
     <w:p>
       <w:pPr>
         <w:pStyle w:val="FirstParagraph"/>
+        <w:keepNext/>
         <w:spacing w:before="0" w:after="60" w:line="240" w:lineRule="auto"/>
       </w:pPr>
       <w:r>
@@ -2521,6 +2683,7 @@
     </w:p>
     <w:p>
       <w:pPr>
+        <w:keepNext/>
         <w:numPr>
           <w:ilvl w:val="0"/>
           <w:numId w:val="1006"/>
@@ -2534,6 +2697,7 @@
     </w:p>
     <w:p>
       <w:pPr>
+        <w:keepNext/>
         <w:numPr>
           <w:ilvl w:val="0"/>
           <w:numId w:val="1006"/>
@@ -2547,6 +2711,7 @@
     </w:p>
     <w:p>
       <w:pPr>
+        <w:keepNext/>
         <w:numPr>
           <w:ilvl w:val="0"/>
           <w:numId w:val="1006"/>
@@ -2560,6 +2725,7 @@
     </w:p>
     <w:p>
       <w:pPr>
+        <w:keepNext/>
         <w:numPr>
           <w:ilvl w:val="0"/>
           <w:numId w:val="1006"/>
@@ -2573,6 +2739,7 @@
     </w:p>
     <w:p>
       <w:pPr>
+        <w:keepNext/>
         <w:numPr>
           <w:ilvl w:val="0"/>
           <w:numId w:val="1006"/>
@@ -2586,6 +2753,7 @@
     </w:p>
     <w:p>
       <w:pPr>
+        <w:keepNext/>
         <w:numPr>
           <w:ilvl w:val="0"/>
           <w:numId w:val="1006"/>
@@ -2599,6 +2767,7 @@
     </w:p>
     <w:p>
       <w:pPr>
+        <w:keepNext/>
         <w:numPr>
           <w:ilvl w:val="0"/>
           <w:numId w:val="1006"/>
@@ -2612,6 +2781,7 @@
     </w:p>
     <w:p>
       <w:pPr>
+        <w:keepNext/>
         <w:numPr>
           <w:ilvl w:val="0"/>
           <w:numId w:val="1006"/>
@@ -2628,6 +2798,8 @@
     <w:p>
       <w:pPr>
         <w:pStyle w:val="Heading3"/>
+        <w:keepNext/>
+        <w:pageBreakBefore/>
         <w:spacing w:before="120" w:after="40" w:line="240" w:lineRule="auto"/>
       </w:pPr>
       <w:r>
@@ -2637,6 +2809,7 @@
     <w:p>
       <w:pPr>
         <w:pStyle w:val="FirstParagraph"/>
+        <w:keepNext/>
         <w:spacing w:before="0" w:after="60" w:line="240" w:lineRule="auto"/>
       </w:pPr>
       <w:r>
@@ -2690,6 +2863,7 @@
           <w:p>
             <w:pPr>
               <w:pStyle w:val="Compact"/>
+              <w:keepNext/>
               <w:spacing w:before="0" w:after="60" w:line="240" w:lineRule="auto"/>
               <w:jc w:val="left"/>
             </w:pPr>
@@ -2703,6 +2877,7 @@
           <w:p>
             <w:pPr>
               <w:pStyle w:val="Compact"/>
+              <w:keepNext/>
               <w:spacing w:before="0" w:after="60" w:line="240" w:lineRule="auto"/>
               <w:jc w:val="left"/>
             </w:pPr>
@@ -2716,6 +2891,7 @@
           <w:p>
             <w:pPr>
               <w:pStyle w:val="Compact"/>
+              <w:keepNext/>
               <w:spacing w:before="0" w:after="60" w:line="240" w:lineRule="auto"/>
               <w:jc w:val="left"/>
             </w:pPr>
@@ -2731,6 +2907,7 @@
           <w:p>
             <w:pPr>
               <w:pStyle w:val="Compact"/>
+              <w:keepNext/>
               <w:spacing w:before="0" w:after="60" w:line="240" w:lineRule="auto"/>
               <w:jc w:val="left"/>
             </w:pPr>
@@ -2744,15 +2921,17 @@
           <w:p>
             <w:pPr>
               <w:pStyle w:val="Compact"/>
-              <w:spacing w:before="0" w:after="60" w:line="240" w:lineRule="auto"/>
-            </w:pPr>
-          </w:p>
-        </w:tc>
-        <w:tc>
-          <w:tcPr/>
-          <w:p>
-            <w:pPr>
-              <w:pStyle w:val="Compact"/>
+              <w:keepNext/>
+              <w:spacing w:before="0" w:after="60" w:line="240" w:lineRule="auto"/>
+            </w:pPr>
+          </w:p>
+        </w:tc>
+        <w:tc>
+          <w:tcPr/>
+          <w:p>
+            <w:pPr>
+              <w:pStyle w:val="Compact"/>
+              <w:keepNext/>
               <w:spacing w:before="0" w:after="60" w:line="240" w:lineRule="auto"/>
               <w:jc w:val="left"/>
             </w:pPr>
@@ -2768,6 +2947,7 @@
           <w:p>
             <w:pPr>
               <w:pStyle w:val="Compact"/>
+              <w:keepNext/>
               <w:spacing w:before="0" w:after="60" w:line="240" w:lineRule="auto"/>
               <w:jc w:val="left"/>
             </w:pPr>
@@ -2781,15 +2961,17 @@
           <w:p>
             <w:pPr>
               <w:pStyle w:val="Compact"/>
-              <w:spacing w:before="0" w:after="60" w:line="240" w:lineRule="auto"/>
-            </w:pPr>
-          </w:p>
-        </w:tc>
-        <w:tc>
-          <w:tcPr/>
-          <w:p>
-            <w:pPr>
-              <w:pStyle w:val="Compact"/>
+              <w:keepNext/>
+              <w:spacing w:before="0" w:after="60" w:line="240" w:lineRule="auto"/>
+            </w:pPr>
+          </w:p>
+        </w:tc>
+        <w:tc>
+          <w:tcPr/>
+          <w:p>
+            <w:pPr>
+              <w:pStyle w:val="Compact"/>
+              <w:keepNext/>
               <w:spacing w:before="0" w:after="60" w:line="240" w:lineRule="auto"/>
             </w:pPr>
           </w:p>
@@ -2801,6 +2983,7 @@
           <w:p>
             <w:pPr>
               <w:pStyle w:val="Compact"/>
+              <w:keepNext/>
               <w:spacing w:before="0" w:after="60" w:line="240" w:lineRule="auto"/>
               <w:jc w:val="left"/>
             </w:pPr>
@@ -2814,15 +2997,17 @@
           <w:p>
             <w:pPr>
               <w:pStyle w:val="Compact"/>
-              <w:spacing w:before="0" w:after="60" w:line="240" w:lineRule="auto"/>
-            </w:pPr>
-          </w:p>
-        </w:tc>
-        <w:tc>
-          <w:tcPr/>
-          <w:p>
-            <w:pPr>
-              <w:pStyle w:val="Compact"/>
+              <w:keepNext/>
+              <w:spacing w:before="0" w:after="60" w:line="240" w:lineRule="auto"/>
+            </w:pPr>
+          </w:p>
+        </w:tc>
+        <w:tc>
+          <w:tcPr/>
+          <w:p>
+            <w:pPr>
+              <w:pStyle w:val="Compact"/>
+              <w:keepNext/>
               <w:spacing w:before="0" w:after="60" w:line="240" w:lineRule="auto"/>
             </w:pPr>
           </w:p>
@@ -2834,6 +3019,7 @@
           <w:p>
             <w:pPr>
               <w:pStyle w:val="Compact"/>
+              <w:keepNext/>
               <w:spacing w:before="0" w:after="60" w:line="240" w:lineRule="auto"/>
               <w:jc w:val="left"/>
             </w:pPr>
@@ -2847,15 +3033,17 @@
           <w:p>
             <w:pPr>
               <w:pStyle w:val="Compact"/>
-              <w:spacing w:before="0" w:after="60" w:line="240" w:lineRule="auto"/>
-            </w:pPr>
-          </w:p>
-        </w:tc>
-        <w:tc>
-          <w:tcPr/>
-          <w:p>
-            <w:pPr>
-              <w:pStyle w:val="Compact"/>
+              <w:keepNext/>
+              <w:spacing w:before="0" w:after="60" w:line="240" w:lineRule="auto"/>
+            </w:pPr>
+          </w:p>
+        </w:tc>
+        <w:tc>
+          <w:tcPr/>
+          <w:p>
+            <w:pPr>
+              <w:pStyle w:val="Compact"/>
+              <w:keepNext/>
               <w:spacing w:before="0" w:after="60" w:line="240" w:lineRule="auto"/>
             </w:pPr>
           </w:p>
@@ -2867,6 +3055,7 @@
           <w:p>
             <w:pPr>
               <w:pStyle w:val="Compact"/>
+              <w:keepNext/>
               <w:spacing w:before="0" w:after="60" w:line="240" w:lineRule="auto"/>
               <w:jc w:val="left"/>
             </w:pPr>
@@ -2880,15 +3069,17 @@
           <w:p>
             <w:pPr>
               <w:pStyle w:val="Compact"/>
-              <w:spacing w:before="0" w:after="60" w:line="240" w:lineRule="auto"/>
-            </w:pPr>
-          </w:p>
-        </w:tc>
-        <w:tc>
-          <w:tcPr/>
-          <w:p>
-            <w:pPr>
-              <w:pStyle w:val="Compact"/>
+              <w:keepNext/>
+              <w:spacing w:before="0" w:after="60" w:line="240" w:lineRule="auto"/>
+            </w:pPr>
+          </w:p>
+        </w:tc>
+        <w:tc>
+          <w:tcPr/>
+          <w:p>
+            <w:pPr>
+              <w:pStyle w:val="Compact"/>
+              <w:keepNext/>
               <w:spacing w:before="0" w:after="60" w:line="240" w:lineRule="auto"/>
             </w:pPr>
           </w:p>
@@ -2900,6 +3091,7 @@
           <w:p>
             <w:pPr>
               <w:pStyle w:val="Compact"/>
+              <w:keepNext/>
               <w:spacing w:before="0" w:after="60" w:line="240" w:lineRule="auto"/>
               <w:jc w:val="left"/>
             </w:pPr>
@@ -2913,15 +3105,17 @@
           <w:p>
             <w:pPr>
               <w:pStyle w:val="Compact"/>
-              <w:spacing w:before="0" w:after="60" w:line="240" w:lineRule="auto"/>
-            </w:pPr>
-          </w:p>
-        </w:tc>
-        <w:tc>
-          <w:tcPr/>
-          <w:p>
-            <w:pPr>
-              <w:pStyle w:val="Compact"/>
+              <w:keepNext/>
+              <w:spacing w:before="0" w:after="60" w:line="240" w:lineRule="auto"/>
+            </w:pPr>
+          </w:p>
+        </w:tc>
+        <w:tc>
+          <w:tcPr/>
+          <w:p>
+            <w:pPr>
+              <w:pStyle w:val="Compact"/>
+              <w:keepNext/>
               <w:spacing w:before="0" w:after="60" w:line="240" w:lineRule="auto"/>
             </w:pPr>
           </w:p>
@@ -2933,6 +3127,7 @@
           <w:p>
             <w:pPr>
               <w:pStyle w:val="Compact"/>
+              <w:keepNext/>
               <w:spacing w:before="0" w:after="60" w:line="240" w:lineRule="auto"/>
               <w:jc w:val="left"/>
             </w:pPr>
@@ -2946,15 +3141,17 @@
           <w:p>
             <w:pPr>
               <w:pStyle w:val="Compact"/>
-              <w:spacing w:before="0" w:after="60" w:line="240" w:lineRule="auto"/>
-            </w:pPr>
-          </w:p>
-        </w:tc>
-        <w:tc>
-          <w:tcPr/>
-          <w:p>
-            <w:pPr>
-              <w:pStyle w:val="Compact"/>
+              <w:keepNext/>
+              <w:spacing w:before="0" w:after="60" w:line="240" w:lineRule="auto"/>
+            </w:pPr>
+          </w:p>
+        </w:tc>
+        <w:tc>
+          <w:tcPr/>
+          <w:p>
+            <w:pPr>
+              <w:pStyle w:val="Compact"/>
+              <w:keepNext/>
               <w:spacing w:before="0" w:after="60" w:line="240" w:lineRule="auto"/>
             </w:pPr>
           </w:p>
@@ -2966,6 +3163,7 @@
           <w:p>
             <w:pPr>
               <w:pStyle w:val="Compact"/>
+              <w:keepNext/>
               <w:spacing w:before="0" w:after="60" w:line="240" w:lineRule="auto"/>
               <w:jc w:val="left"/>
             </w:pPr>
@@ -2979,15 +3177,17 @@
           <w:p>
             <w:pPr>
               <w:pStyle w:val="Compact"/>
-              <w:spacing w:before="0" w:after="60" w:line="240" w:lineRule="auto"/>
-            </w:pPr>
-          </w:p>
-        </w:tc>
-        <w:tc>
-          <w:tcPr/>
-          <w:p>
-            <w:pPr>
-              <w:pStyle w:val="Compact"/>
+              <w:keepNext/>
+              <w:spacing w:before="0" w:after="60" w:line="240" w:lineRule="auto"/>
+            </w:pPr>
+          </w:p>
+        </w:tc>
+        <w:tc>
+          <w:tcPr/>
+          <w:p>
+            <w:pPr>
+              <w:pStyle w:val="Compact"/>
+              <w:keepNext/>
               <w:spacing w:before="0" w:after="60" w:line="240" w:lineRule="auto"/>
             </w:pPr>
           </w:p>
@@ -2997,6 +3197,7 @@
     <w:p>
       <w:pPr>
         <w:pStyle w:val="BodyText"/>
+        <w:keepNext/>
         <w:spacing w:before="0" w:after="60" w:line="240" w:lineRule="auto"/>
       </w:pPr>
       <w:r>
@@ -3021,7 +3222,8 @@
     <w:p>
       <w:pPr>
         <w:pStyle w:val="Heading2"/>
-        <w:spacing w:before="120" w:after="40" w:line="240" w:lineRule="auto"/>
+        <w:keepNext/>
+        <w:spacing w:before="571" w:after="40" w:line="240" w:lineRule="auto"/>
       </w:pPr>
       <w:r>
         <w:t xml:space="preserve">Worksheet 5: When? and In what order?</w:t>
@@ -3031,7 +3233,8 @@
     <w:p>
       <w:pPr>
         <w:pStyle w:val="Heading3"/>
-        <w:spacing w:before="120" w:after="40" w:line="240" w:lineRule="auto"/>
+        <w:keepNext/>
+        <w:spacing w:before="571" w:after="40" w:line="240" w:lineRule="auto"/>
       </w:pPr>
       <w:r>
         <w:t xml:space="preserve">Part A: Write last, ago, in or yesterday</w:t>
@@ -3039,6 +3242,7 @@
     </w:p>
     <w:p>
       <w:pPr>
+        <w:keepNext/>
         <w:numPr>
           <w:ilvl w:val="0"/>
           <w:numId w:val="1007"/>
@@ -3052,6 +3256,7 @@
     </w:p>
     <w:p>
       <w:pPr>
+        <w:keepNext/>
         <w:numPr>
           <w:ilvl w:val="0"/>
           <w:numId w:val="1007"/>
@@ -3065,6 +3270,7 @@
     </w:p>
     <w:p>
       <w:pPr>
+        <w:keepNext/>
         <w:numPr>
           <w:ilvl w:val="0"/>
           <w:numId w:val="1007"/>
@@ -3078,6 +3284,7 @@
     </w:p>
     <w:p>
       <w:pPr>
+        <w:keepNext/>
         <w:numPr>
           <w:ilvl w:val="0"/>
           <w:numId w:val="1007"/>
@@ -3091,6 +3298,7 @@
     </w:p>
     <w:p>
       <w:pPr>
+        <w:keepNext/>
         <w:numPr>
           <w:ilvl w:val="0"/>
           <w:numId w:val="1007"/>
@@ -3104,6 +3312,7 @@
     </w:p>
     <w:p>
       <w:pPr>
+        <w:keepNext/>
         <w:numPr>
           <w:ilvl w:val="0"/>
           <w:numId w:val="1007"/>
@@ -3120,7 +3329,8 @@
     <w:p>
       <w:pPr>
         <w:pStyle w:val="Heading3"/>
-        <w:spacing w:before="120" w:after="40" w:line="240" w:lineRule="auto"/>
+        <w:keepNext/>
+        <w:spacing w:before="571" w:after="40" w:line="240" w:lineRule="auto"/>
       </w:pPr>
       <w:r>
         <w:t xml:space="preserve">Part B: Put the story in order</w:t>
@@ -3129,6 +3339,7 @@
     <w:p>
       <w:pPr>
         <w:pStyle w:val="FirstParagraph"/>
+        <w:keepNext/>
         <w:spacing w:before="0" w:after="60" w:line="240" w:lineRule="auto"/>
       </w:pPr>
       <w:r>
@@ -3163,15 +3374,17 @@
           <w:p>
             <w:pPr>
               <w:pStyle w:val="Compact"/>
-              <w:spacing w:before="0" w:after="60" w:line="240" w:lineRule="auto"/>
-            </w:pPr>
-          </w:p>
-        </w:tc>
-        <w:tc>
-          <w:tcPr/>
-          <w:p>
-            <w:pPr>
-              <w:pStyle w:val="Compact"/>
+              <w:keepNext/>
+              <w:spacing w:before="0" w:after="60" w:line="240" w:lineRule="auto"/>
+            </w:pPr>
+          </w:p>
+        </w:tc>
+        <w:tc>
+          <w:tcPr/>
+          <w:p>
+            <w:pPr>
+              <w:pStyle w:val="Compact"/>
+              <w:keepNext/>
               <w:spacing w:before="0" w:after="60" w:line="240" w:lineRule="auto"/>
               <w:jc w:val="left"/>
             </w:pPr>
@@ -3187,6 +3400,7 @@
           <w:p>
             <w:pPr>
               <w:pStyle w:val="Compact"/>
+              <w:keepNext/>
               <w:spacing w:before="0" w:after="60" w:line="240" w:lineRule="auto"/>
               <w:jc w:val="left"/>
             </w:pPr>
@@ -3200,6 +3414,7 @@
           <w:p>
             <w:pPr>
               <w:pStyle w:val="Compact"/>
+              <w:keepNext/>
               <w:spacing w:before="0" w:after="60" w:line="240" w:lineRule="auto"/>
               <w:jc w:val="left"/>
             </w:pPr>
@@ -3215,6 +3430,7 @@
           <w:p>
             <w:pPr>
               <w:pStyle w:val="Compact"/>
+              <w:keepNext/>
               <w:spacing w:before="0" w:after="60" w:line="240" w:lineRule="auto"/>
               <w:jc w:val="left"/>
             </w:pPr>
@@ -3228,6 +3444,7 @@
           <w:p>
             <w:pPr>
               <w:pStyle w:val="Compact"/>
+              <w:keepNext/>
               <w:spacing w:before="0" w:after="60" w:line="240" w:lineRule="auto"/>
               <w:jc w:val="left"/>
             </w:pPr>
@@ -3243,6 +3460,7 @@
           <w:p>
             <w:pPr>
               <w:pStyle w:val="Compact"/>
+              <w:keepNext/>
               <w:spacing w:before="0" w:after="60" w:line="240" w:lineRule="auto"/>
               <w:jc w:val="left"/>
             </w:pPr>
@@ -3256,6 +3474,7 @@
           <w:p>
             <w:pPr>
               <w:pStyle w:val="Compact"/>
+              <w:keepNext/>
               <w:spacing w:before="0" w:after="60" w:line="240" w:lineRule="auto"/>
               <w:jc w:val="left"/>
             </w:pPr>
@@ -3271,6 +3490,7 @@
           <w:p>
             <w:pPr>
               <w:pStyle w:val="Compact"/>
+              <w:keepNext/>
               <w:spacing w:before="0" w:after="60" w:line="240" w:lineRule="auto"/>
               <w:jc w:val="left"/>
             </w:pPr>
@@ -3284,6 +3504,7 @@
           <w:p>
             <w:pPr>
               <w:pStyle w:val="Compact"/>
+              <w:keepNext/>
               <w:spacing w:before="0" w:after="60" w:line="240" w:lineRule="auto"/>
               <w:jc w:val="left"/>
             </w:pPr>
@@ -3299,6 +3520,7 @@
           <w:p>
             <w:pPr>
               <w:pStyle w:val="Compact"/>
+              <w:keepNext/>
               <w:spacing w:before="0" w:after="60" w:line="240" w:lineRule="auto"/>
               <w:jc w:val="left"/>
             </w:pPr>
@@ -3312,6 +3534,7 @@
           <w:p>
             <w:pPr>
               <w:pStyle w:val="Compact"/>
+              <w:keepNext/>
               <w:spacing w:before="0" w:after="60" w:line="240" w:lineRule="auto"/>
               <w:jc w:val="left"/>
             </w:pPr>
@@ -3327,6 +3550,7 @@
           <w:p>
             <w:pPr>
               <w:pStyle w:val="Compact"/>
+              <w:keepNext/>
               <w:spacing w:before="0" w:after="60" w:line="240" w:lineRule="auto"/>
               <w:jc w:val="left"/>
             </w:pPr>
@@ -3340,6 +3564,7 @@
           <w:p>
             <w:pPr>
               <w:pStyle w:val="Compact"/>
+              <w:keepNext/>
               <w:spacing w:before="0" w:after="60" w:line="240" w:lineRule="auto"/>
               <w:jc w:val="left"/>
             </w:pPr>
@@ -3355,7 +3580,8 @@
     <w:p>
       <w:pPr>
         <w:pStyle w:val="Heading3"/>
-        <w:spacing w:before="120" w:after="40" w:line="240" w:lineRule="auto"/>
+        <w:keepNext/>
+        <w:spacing w:before="571" w:after="40" w:line="240" w:lineRule="auto"/>
       </w:pPr>
       <w:r>
         <w:t xml:space="preserve">Part C: Your turn</w:t>
@@ -3364,6 +3590,7 @@
     <w:p>
       <w:pPr>
         <w:pStyle w:val="FirstParagraph"/>
+        <w:keepNext/>
         <w:spacing w:before="0" w:after="60" w:line="240" w:lineRule="auto"/>
       </w:pPr>
       <w:r>
@@ -3373,6 +3600,7 @@
     <w:p>
       <w:pPr>
         <w:pStyle w:val="BodyText"/>
+        <w:keepNext/>
         <w:spacing w:before="0" w:after="60" w:line="240" w:lineRule="auto"/>
       </w:pPr>
       <w:r>
@@ -3459,6 +3687,8 @@
     <w:p>
       <w:pPr>
         <w:pStyle w:val="Heading2"/>
+        <w:keepNext/>
+        <w:pageBreakBefore/>
         <w:spacing w:before="120" w:after="40" w:line="240" w:lineRule="auto"/>
       </w:pPr>
       <w:r>
@@ -3469,7 +3699,8 @@
     <w:p>
       <w:pPr>
         <w:pStyle w:val="Heading3"/>
-        <w:spacing w:before="120" w:after="40" w:line="240" w:lineRule="auto"/>
+        <w:keepNext/>
+        <w:spacing w:before="527" w:after="40" w:line="240" w:lineRule="auto"/>
       </w:pPr>
       <w:r>
         <w:t xml:space="preserve">Part A: Read Tomasz’s talk</w:t>
@@ -3478,6 +3709,7 @@
     <w:p>
       <w:pPr>
         <w:pStyle w:val="FirstParagraph"/>
+        <w:keepNext/>
         <w:spacing w:before="0" w:after="60" w:line="240" w:lineRule="auto"/>
       </w:pPr>
       <w:r>
@@ -3487,6 +3719,7 @@
     <w:p>
       <w:pPr>
         <w:pStyle w:val="BodyText"/>
+        <w:keepNext/>
         <w:spacing w:before="0" w:after="60" w:line="240" w:lineRule="auto"/>
       </w:pPr>
       <w:r>
@@ -3501,6 +3734,7 @@
     </w:p>
     <w:p>
       <w:pPr>
+        <w:keepNext/>
         <w:numPr>
           <w:ilvl w:val="0"/>
           <w:numId w:val="1008"/>
@@ -3514,6 +3748,7 @@
     </w:p>
     <w:p>
       <w:pPr>
+        <w:keepNext/>
         <w:numPr>
           <w:ilvl w:val="0"/>
           <w:numId w:val="1008"/>
@@ -3527,6 +3762,7 @@
     </w:p>
     <w:p>
       <w:pPr>
+        <w:keepNext/>
         <w:numPr>
           <w:ilvl w:val="0"/>
           <w:numId w:val="1008"/>
@@ -3540,6 +3776,7 @@
     </w:p>
     <w:p>
       <w:pPr>
+        <w:keepNext/>
         <w:numPr>
           <w:ilvl w:val="0"/>
           <w:numId w:val="1008"/>
@@ -3556,7 +3793,8 @@
     <w:p>
       <w:pPr>
         <w:pStyle w:val="Heading3"/>
-        <w:spacing w:before="120" w:after="40" w:line="240" w:lineRule="auto"/>
+        <w:keepNext/>
+        <w:spacing w:before="527" w:after="40" w:line="240" w:lineRule="auto"/>
       </w:pPr>
       <w:r>
         <w:t xml:space="preserve">Part B: Make it longer</w:t>
@@ -3565,6 +3803,7 @@
     <w:p>
       <w:pPr>
         <w:pStyle w:val="FirstParagraph"/>
+        <w:keepNext/>
         <w:spacing w:before="0" w:after="60" w:line="240" w:lineRule="auto"/>
       </w:pPr>
       <w:r>
@@ -3628,6 +3867,7 @@
     </w:p>
     <w:p>
       <w:pPr>
+        <w:keepNext/>
         <w:numPr>
           <w:ilvl w:val="0"/>
           <w:numId w:val="1009"/>
@@ -3641,6 +3881,7 @@
     </w:p>
     <w:p>
       <w:pPr>
+        <w:keepNext/>
         <w:numPr>
           <w:ilvl w:val="0"/>
           <w:numId w:val="1009"/>
@@ -3654,6 +3895,7 @@
     </w:p>
     <w:p>
       <w:pPr>
+        <w:keepNext/>
         <w:numPr>
           <w:ilvl w:val="0"/>
           <w:numId w:val="1009"/>
@@ -3667,6 +3909,7 @@
     </w:p>
     <w:p>
       <w:pPr>
+        <w:keepNext/>
         <w:numPr>
           <w:ilvl w:val="0"/>
           <w:numId w:val="1009"/>
@@ -3683,7 +3926,8 @@
     <w:p>
       <w:pPr>
         <w:pStyle w:val="Heading3"/>
-        <w:spacing w:before="120" w:after="40" w:line="240" w:lineRule="auto"/>
+        <w:keepNext/>
+        <w:spacing w:before="527" w:after="40" w:line="240" w:lineRule="auto"/>
       </w:pPr>
       <w:r>
         <w:t xml:space="preserve">Part C: Plan your talk</w:t>
@@ -3692,6 +3936,7 @@
     <w:p>
       <w:pPr>
         <w:pStyle w:val="FirstParagraph"/>
+        <w:keepNext/>
         <w:spacing w:before="0" w:after="60" w:line="240" w:lineRule="auto"/>
       </w:pPr>
       <w:r>
@@ -3700,6 +3945,7 @@
     </w:p>
     <w:p>
       <w:pPr>
+        <w:keepNext/>
         <w:numPr>
           <w:ilvl w:val="0"/>
           <w:numId w:val="1010"/>
@@ -3713,6 +3959,7 @@
     </w:p>
     <w:p>
       <w:pPr>
+        <w:keepNext/>
         <w:numPr>
           <w:ilvl w:val="0"/>
           <w:numId w:val="1010"/>
@@ -3726,6 +3973,7 @@
     </w:p>
     <w:p>
       <w:pPr>
+        <w:keepNext/>
         <w:numPr>
           <w:ilvl w:val="0"/>
           <w:numId w:val="1010"/>
@@ -3739,6 +3987,7 @@
     </w:p>
     <w:p>
       <w:pPr>
+        <w:keepNext/>
         <w:numPr>
           <w:ilvl w:val="0"/>
           <w:numId w:val="1010"/>
@@ -3752,6 +4001,7 @@
     </w:p>
     <w:p>
       <w:pPr>
+        <w:keepNext/>
         <w:numPr>
           <w:ilvl w:val="0"/>
           <w:numId w:val="1010"/>
@@ -3791,15 +4041,17 @@
           <w:p>
             <w:pPr>
               <w:pStyle w:val="Compact"/>
-              <w:spacing w:before="0" w:after="60" w:line="240" w:lineRule="auto"/>
-            </w:pPr>
-          </w:p>
-        </w:tc>
-        <w:tc>
-          <w:tcPr/>
-          <w:p>
-            <w:pPr>
-              <w:pStyle w:val="Compact"/>
+              <w:keepNext/>
+              <w:spacing w:before="0" w:after="60" w:line="240" w:lineRule="auto"/>
+            </w:pPr>
+          </w:p>
+        </w:tc>
+        <w:tc>
+          <w:tcPr/>
+          <w:p>
+            <w:pPr>
+              <w:pStyle w:val="Compact"/>
+              <w:keepNext/>
               <w:spacing w:before="0" w:after="60" w:line="240" w:lineRule="auto"/>
               <w:jc w:val="left"/>
             </w:pPr>
@@ -3815,6 +4067,7 @@
           <w:p>
             <w:pPr>
               <w:pStyle w:val="Compact"/>
+              <w:keepNext/>
               <w:spacing w:before="0" w:after="60" w:line="240" w:lineRule="auto"/>
               <w:jc w:val="left"/>
             </w:pPr>
@@ -3828,6 +4081,7 @@
           <w:p>
             <w:pPr>
               <w:pStyle w:val="Compact"/>
+              <w:keepNext/>
               <w:spacing w:before="0" w:after="60" w:line="240" w:lineRule="auto"/>
             </w:pPr>
           </w:p>
@@ -3839,6 +4093,7 @@
           <w:p>
             <w:pPr>
               <w:pStyle w:val="Compact"/>
+              <w:keepNext/>
               <w:spacing w:before="0" w:after="60" w:line="240" w:lineRule="auto"/>
               <w:jc w:val="left"/>
             </w:pPr>
@@ -3852,6 +4107,7 @@
           <w:p>
             <w:pPr>
               <w:pStyle w:val="Compact"/>
+              <w:keepNext/>
               <w:spacing w:before="0" w:after="60" w:line="240" w:lineRule="auto"/>
             </w:pPr>
           </w:p>
@@ -3863,6 +4119,7 @@
           <w:p>
             <w:pPr>
               <w:pStyle w:val="Compact"/>
+              <w:keepNext/>
               <w:spacing w:before="0" w:after="60" w:line="240" w:lineRule="auto"/>
               <w:jc w:val="left"/>
             </w:pPr>
@@ -3876,6 +4133,7 @@
           <w:p>
             <w:pPr>
               <w:pStyle w:val="Compact"/>
+              <w:keepNext/>
               <w:spacing w:before="0" w:after="60" w:line="240" w:lineRule="auto"/>
             </w:pPr>
           </w:p>
@@ -3887,6 +4145,7 @@
           <w:p>
             <w:pPr>
               <w:pStyle w:val="Compact"/>
+              <w:keepNext/>
               <w:spacing w:before="0" w:after="60" w:line="240" w:lineRule="auto"/>
               <w:jc w:val="left"/>
             </w:pPr>
@@ -3900,6 +4159,7 @@
           <w:p>
             <w:pPr>
               <w:pStyle w:val="Compact"/>
+              <w:keepNext/>
               <w:spacing w:before="0" w:after="60" w:line="240" w:lineRule="auto"/>
             </w:pPr>
           </w:p>
@@ -3911,6 +4171,7 @@
           <w:p>
             <w:pPr>
               <w:pStyle w:val="Compact"/>
+              <w:keepNext/>
               <w:spacing w:before="0" w:after="60" w:line="240" w:lineRule="auto"/>
               <w:jc w:val="left"/>
             </w:pPr>
@@ -3924,6 +4185,7 @@
           <w:p>
             <w:pPr>
               <w:pStyle w:val="Compact"/>
+              <w:keepNext/>
               <w:spacing w:before="0" w:after="60" w:line="240" w:lineRule="auto"/>
             </w:pPr>
           </w:p>
@@ -3935,7 +4197,8 @@
     <w:p>
       <w:pPr>
         <w:pStyle w:val="Heading3"/>
-        <w:spacing w:before="120" w:after="40" w:line="240" w:lineRule="auto"/>
+        <w:keepNext/>
+        <w:spacing w:before="527" w:after="40" w:line="240" w:lineRule="auto"/>
       </w:pPr>
       <w:r>
         <w:t xml:space="preserve">Part D: Listen to your partner</w:t>
@@ -3944,6 +4207,7 @@
     <w:p>
       <w:pPr>
         <w:pStyle w:val="FirstParagraph"/>
+        <w:keepNext/>
         <w:spacing w:before="0" w:after="60" w:line="240" w:lineRule="auto"/>
       </w:pPr>
       <w:r>
@@ -3952,6 +4216,7 @@
     </w:p>
     <w:p>
       <w:pPr>
+        <w:keepNext/>
         <w:numPr>
           <w:ilvl w:val="0"/>
           <w:numId w:val="1011"/>
@@ -3965,6 +4230,7 @@
     </w:p>
     <w:p>
       <w:pPr>
+        <w:keepNext/>
         <w:numPr>
           <w:ilvl w:val="0"/>
           <w:numId w:val="1011"/>
@@ -3978,6 +4244,7 @@
     </w:p>
     <w:p>
       <w:pPr>
+        <w:keepNext/>
         <w:numPr>
           <w:ilvl w:val="0"/>
           <w:numId w:val="1011"/>
@@ -3991,6 +4258,7 @@
     </w:p>
     <w:p>
       <w:pPr>
+        <w:keepNext/>
         <w:numPr>
           <w:ilvl w:val="0"/>
           <w:numId w:val="1011"/>
@@ -4005,6 +4273,7 @@
     <w:p>
       <w:pPr>
         <w:pStyle w:val="FirstParagraph"/>
+        <w:keepNext/>
         <w:spacing w:before="0" w:after="60" w:line="240" w:lineRule="auto"/>
       </w:pPr>
       <w:r>
